--- a/Graph_That_Motion_Teacher_Guide.docx
+++ b/Graph_That_Motion_Teacher_Guide.docx
@@ -82,7 +82,7 @@
                 <w:color w:val="1E293B"/>
                 <w:sz w:val="20"/>
               </w:rPr>
-              <w:t>This interactive module directly addresses the 4 most persistent misconceptions in 1D kinematics:</w:t>
+              <w:t>This interactive module features Coco the Black Pug to target the 4 most persistent misconceptions in 1D kinematics:</w:t>
             </w:r>
           </w:p>
           <w:p>
@@ -95,7 +95,7 @@
                 <w:color w:val="1E293B"/>
                 <w:sz w:val="20"/>
               </w:rPr>
-              <w:t>1. Graph-as-Picture Fallacy: Students mistaking graphical peaks/troughs for physical hills or tracks.</w:t>
+              <w:t>1. Graph-as-Picture Fallacy: Students mistaking graphical peaks/troughs for physical hills.</w:t>
             </w:r>
           </w:p>
           <w:p>
@@ -248,7 +248,7 @@
                 <w:color w:val="FFFFFF"/>
                 <w:sz w:val="19"/>
               </w:rPr>
-              <w:t>Exact Kinematic Motion Breakdown</w:t>
+              <w:t>Coco's Kinematic Motion Breakdown</w:t>
             </w:r>
           </w:p>
         </w:tc>
@@ -370,7 +370,7 @@
                 <w:color w:val="1E293B"/>
                 <w:sz w:val="17"/>
               </w:rPr>
-              <w:t>x₀ = 0 m, v₀ = 0 m/s, a = +2.7 m/s². Parabolic curve getting steeper.</w:t>
+              <w:t>Coco starts from rest (x₀=0, v₀=0, a=+2.7 m/s²). Parabolic curve steepening.</w:t>
             </w:r>
           </w:p>
         </w:tc>
@@ -497,7 +497,7 @@
                 <w:color w:val="1E293B"/>
                 <w:sz w:val="17"/>
               </w:rPr>
-              <w:t>v = -4.0 m/s (1.4s) → v = 0 m/s (1.2s) → speeds up to +5.1 m/s (1.6s).</w:t>
+              <w:t>Coco trots left (v=-4 m/s) → sniffs at rest (v=0) → accelerates right.</w:t>
             </w:r>
           </w:p>
         </w:tc>
@@ -624,7 +624,7 @@
                 <w:color w:val="1E293B"/>
                 <w:sz w:val="17"/>
               </w:rPr>
-              <w:t>Constant horizontal line at v = -4.2 m/s below 0-axis for 3.8s.</w:t>
+              <w:t>Coco trots left at constant steady velocity v = -4.2 m/s for 3.8s.</w:t>
             </w:r>
           </w:p>
         </w:tc>
@@ -751,7 +751,7 @@
                 <w:color w:val="1E293B"/>
                 <w:sz w:val="17"/>
               </w:rPr>
-              <w:t>Starts x = 18.5m, slows down moving left to stop → rest → cruises left.</w:t>
+              <w:t>Coco slows down moving left to stop → pauses → continues trotting left.</w:t>
             </w:r>
           </w:p>
         </w:tc>
@@ -878,7 +878,7 @@
                 <w:color w:val="1E293B"/>
                 <w:sz w:val="17"/>
               </w:rPr>
-              <w:t>Starts x = 0m, straight line upward with steady slope v = +4.2 m/s.</w:t>
+              <w:t>Coco trots right with steady constant velocity v = +4.2 m/s from origin.</w:t>
             </w:r>
           </w:p>
         </w:tc>
@@ -1005,7 +1005,7 @@
                 <w:color w:val="1E293B"/>
                 <w:sz w:val="17"/>
               </w:rPr>
-              <w:t>v slopes 0 to -5.4 m/s → rest (v=0) → cruises at v = -4.5 m/s.</w:t>
+              <w:t>Coco accelerates left (0 to -5.4 m/s) → pauses (v=0) → cruises left.</w:t>
             </w:r>
           </w:p>
         </w:tc>
@@ -1132,7 +1132,7 @@
                 <w:color w:val="1E293B"/>
                 <w:sz w:val="17"/>
               </w:rPr>
-              <w:t>Moves right const speed → stops at rest → moves left const speed back.</w:t>
+              <w:t>Coco runs right for ball → pauses to grab it → trots back left (peak).</w:t>
             </w:r>
           </w:p>
         </w:tc>
@@ -1163,7 +1163,7 @@
                 <w:color w:val="1E293B"/>
                 <w:sz w:val="17"/>
               </w:rPr>
-              <w:t>Thinking the car drove over a triangular hill.</w:t>
+              <w:t>Thinking Coco ran up a triangular hill.</w:t>
             </w:r>
           </w:p>
         </w:tc>
@@ -1259,7 +1259,7 @@
                 <w:color w:val="1E293B"/>
                 <w:sz w:val="17"/>
               </w:rPr>
-              <w:t>Starts v = +8.5 m/s, slopes linearly down to v = 0 m/s (steady -a).</w:t>
+              <w:t>Coco starts in zoomie right (v=+8.5 m/s), braking linearly to stop.</w:t>
             </w:r>
           </w:p>
         </w:tc>
@@ -1386,7 +1386,7 @@
                 <w:color w:val="1E293B"/>
                 <w:sz w:val="17"/>
               </w:rPr>
-              <w:t>Starts x = 18.5m from rest, curves down with increasing steepness.</w:t>
+              <w:t>Coco spots squirrel, starts from rest at right, accelerating left.</w:t>
             </w:r>
           </w:p>
         </w:tc>
@@ -1513,7 +1513,7 @@
                 <w:color w:val="1E293B"/>
                 <w:sz w:val="17"/>
               </w:rPr>
-              <w:t>Cruises right const speed → stops at rest → accelerates right from rest.</w:t>
+              <w:t>Coco walks right at const speed → pauses → bolts right in a sprint.</w:t>
             </w:r>
           </w:p>
         </w:tc>
@@ -1640,7 +1640,7 @@
                 <w:color w:val="1E293B"/>
                 <w:sz w:val="17"/>
               </w:rPr>
-              <w:t>Starts fast left (v₀ = -8.5 m/s), curves up to flat horizontal at stop.</w:t>
+              <w:t>Coco dashes left fast (v₀=-8.5 m/s), skidding with +a to a stop.</w:t>
             </w:r>
           </w:p>
         </w:tc>

--- a/Graph_That_Motion_Teacher_Guide.docx
+++ b/Graph_That_Motion_Teacher_Guide.docx
@@ -4,30 +4,43 @@
   <w:body>
     <w:p>
       <w:pPr>
-        <w:spacing w:before="0" w:after="40"/>
+        <w:spacing w:after="40"/>
+      </w:pPr>
+      <w:r>
+        <w:rPr>
+          <w:rFonts w:ascii="Arial" w:hAnsi="Arial"/>
+          <w:b/>
+          <w:color w:val="D67B19"/>
+          <w:sz w:val="17"/>
+        </w:rPr>
+        <w:t>THE THINKING EXPERIMENT | KINEMATICS STUDIO</w:t>
+      </w:r>
+    </w:p>
+    <w:p>
+      <w:pPr>
+        <w:spacing w:after="80"/>
       </w:pPr>
       <w:r>
         <w:rPr>
           <w:rFonts w:ascii="Arial" w:hAnsi="Arial"/>
           <w:b/>
           <w:color w:val="0F7E9B"/>
-          <w:sz w:val="40"/>
+          <w:sz w:val="36"/>
         </w:rPr>
-        <w:t>Graph That Motion — Teacher Guide &amp; Lesson Plan</w:t>
+        <w:t>Kinematics Studio: Coco's Motion Lab — Teacher Guide</w:t>
       </w:r>
     </w:p>
     <w:p>
       <w:pPr>
-        <w:spacing w:before="0" w:after="240"/>
+        <w:spacing w:after="240"/>
       </w:pPr>
       <w:r>
         <w:rPr>
           <w:rFonts w:ascii="Arial" w:hAnsi="Arial"/>
-          <w:b/>
-          <w:color w:val="D67B19"/>
-          <w:sz w:val="22"/>
+          <w:color w:val="64748B"/>
+          <w:sz w:val="20"/>
         </w:rPr>
-        <w:t>The Thinking Experiment | PhysicsKit Kinematics Module</w:t>
+        <w:t>Complete Answer Key, Diagnostic Taxonomy &amp; PER Lesson Plan</w:t>
       </w:r>
     </w:p>
     <w:tbl>
@@ -38,103 +51,84 @@
         <w:tblLook w:firstColumn="1" w:firstRow="1" w:lastColumn="0" w:lastRow="0" w:noHBand="0" w:noVBand="1" w:val="04A0"/>
       </w:tblPr>
       <w:tblGrid>
-        <w:gridCol w:w="10080"/>
+        <w:gridCol w:w="9792"/>
       </w:tblGrid>
       <w:tr>
         <w:tc>
           <w:tcPr>
-            <w:tcW w:type="dxa" w:w="9360"/>
-            <w:shd w:fill="E6F4F8"/>
-            <w:tcBorders>
-              <w:top w:val="none"/>
-              <w:left w:val="single" w:sz="24" w:color="0F7E9B"/>
-              <w:bottom w:val="none"/>
-              <w:right w:val="none"/>
-            </w:tcBorders>
+            <w:tcW w:type="dxa" w:w="10080"/>
+            <w:shd w:val="clear" w:color="auto" w:fill="E6F4F8"/>
             <w:tcMar>
               <w:top w:w="140" w:type="dxa"/>
               <w:bottom w:w="140" w:type="dxa"/>
-              <w:left w:w="200" w:type="dxa"/>
+              <w:left w:w="180" w:type="dxa"/>
               <w:right w:w="180" w:type="dxa"/>
             </w:tcMar>
           </w:tcPr>
           <w:p>
             <w:pPr>
-              <w:spacing w:before="0" w:after="80"/>
+              <w:spacing w:after="80"/>
             </w:pPr>
             <w:r>
               <w:rPr>
                 <w:rFonts w:ascii="Arial" w:hAnsi="Arial"/>
                 <w:b/>
                 <w:color w:val="0F7E9B"/>
-                <w:sz w:val="22"/>
+                <w:sz w:val="21"/>
               </w:rPr>
-              <w:t>📋 Module Overview &amp; Pedagogical Targets</w:t>
+              <w:t>📋 Pedagogical Scope &amp; Objectives</w:t>
             </w:r>
           </w:p>
           <w:p>
             <w:pPr>
-              <w:spacing w:before="40" w:after="40"/>
+              <w:spacing w:after="40"/>
             </w:pPr>
             <w:r>
               <w:rPr>
                 <w:rFonts w:ascii="Arial" w:hAnsi="Arial"/>
                 <w:color w:val="1E293B"/>
-                <w:sz w:val="20"/>
+                <w:sz w:val="19"/>
               </w:rPr>
-              <w:t>This interactive module features Coco the Black Pug to target the 4 most persistent misconceptions in 1D kinematics:</w:t>
+              <w:t>This module features Coco the Black Pug to address core Physics Education Research (PER) kinematics targets:</w:t>
             </w:r>
           </w:p>
           <w:p>
             <w:pPr>
-              <w:spacing w:before="40" w:after="40"/>
+              <w:spacing w:after="40"/>
             </w:pPr>
             <w:r>
               <w:rPr>
                 <w:rFonts w:ascii="Arial" w:hAnsi="Arial"/>
                 <w:color w:val="1E293B"/>
-                <w:sz w:val="20"/>
+                <w:sz w:val="19"/>
               </w:rPr>
-              <w:t>1. Graph-as-Picture Fallacy: Students mistaking graphical peaks/troughs for physical hills.</w:t>
+              <w:t>1. Slope-as-Rate: Reinforces that the tangent slope of x-t is instantaneous velocity, and the slope of v-t is acceleration.</w:t>
             </w:r>
           </w:p>
           <w:p>
             <w:pPr>
-              <w:spacing w:before="40" w:after="40"/>
+              <w:spacing w:after="40"/>
             </w:pPr>
             <w:r>
               <w:rPr>
                 <w:rFonts w:ascii="Arial" w:hAnsi="Arial"/>
                 <w:color w:val="1E293B"/>
-                <w:sz w:val="20"/>
+                <w:sz w:val="19"/>
               </w:rPr>
-              <w:t>2. Position vs. Velocity Confusion: Assuming high vertical position implies high speed.</w:t>
+              <w:t>2. Sign of Vector Components: Disentangles negative position (location) from negative velocity (direction) and negative acceleration (net force direction).</w:t>
             </w:r>
           </w:p>
           <w:p>
             <w:pPr>
-              <w:spacing w:before="40" w:after="40"/>
+              <w:spacing w:after="40"/>
             </w:pPr>
             <w:r>
               <w:rPr>
                 <w:rFonts w:ascii="Arial" w:hAnsi="Arial"/>
                 <w:color w:val="1E293B"/>
-                <w:sz w:val="20"/>
+                <w:sz w:val="19"/>
               </w:rPr>
-              <w:t>3. Slope vs. Height Confusion: Overlooking that steepness represents velocity (x-t) or acceleration (v-t).</w:t>
-            </w:r>
-          </w:p>
-          <w:p>
-            <w:pPr>
-              <w:spacing w:before="40" w:after="40"/>
-            </w:pPr>
-            <w:r>
-              <w:rPr>
-                <w:rFonts w:ascii="Arial" w:hAnsi="Arial"/>
-                <w:color w:val="1E293B"/>
-                <w:sz w:val="20"/>
-              </w:rPr>
-              <w:t>4. Sign of Acceleration Confusion: Believing negative acceleration always means 'slowing down'.</w:t>
+              <w:t>3. Pawprint Motion Map Alignment: Bridges concrete physical space with abstract graphical coordinate spaces.</w:t>
             </w:r>
           </w:p>
         </w:tc>
@@ -142,22 +136,22 @@
     </w:tbl>
     <w:p>
       <w:pPr>
-        <w:spacing w:after="80"/>
+        <w:spacing w:after="120"/>
       </w:pPr>
     </w:p>
     <w:p>
       <w:pPr>
         <w:keepNext/>
-        <w:spacing w:before="280" w:after="120"/>
+        <w:spacing w:before="280" w:after="80"/>
       </w:pPr>
       <w:r>
         <w:rPr>
           <w:rFonts w:ascii="Arial" w:hAnsi="Arial"/>
           <w:b/>
           <w:color w:val="0F7E9B"/>
-          <w:sz w:val="26"/>
+          <w:sz w:val="28"/>
         </w:rPr>
-        <w:t>🔑 Complete Answer Key &amp; Diagnostic Analysis</w:t>
+        <w:t>🔑 Complete 10-Mission Answer Key &amp; Misconception Breakdown</w:t>
       </w:r>
     </w:p>
     <w:tbl>
@@ -176,8 +170,34 @@
       <w:tr>
         <w:tc>
           <w:tcPr>
-            <w:tcW w:type="dxa" w:w="1008"/>
-            <w:shd w:fill="0F7E9B"/>
+            <w:tcW w:type="dxa" w:w="1152"/>
+            <w:shd w:val="clear" w:color="auto" w:fill="0F7E9B"/>
+            <w:tcMar>
+              <w:top w:w="100" w:type="dxa"/>
+              <w:bottom w:w="100" w:type="dxa"/>
+              <w:left w:w="100" w:type="dxa"/>
+              <w:right w:w="100" w:type="dxa"/>
+            </w:tcMar>
+          </w:tcPr>
+          <w:p>
+            <w:pPr>
+              <w:jc w:val="center"/>
+            </w:pPr>
+            <w:r>
+              <w:rPr>
+                <w:rFonts w:ascii="Arial" w:hAnsi="Arial"/>
+                <w:b/>
+                <w:color w:val="FFFFFF"/>
+                <w:sz w:val="19"/>
+              </w:rPr>
+              <w:t>Mission</w:t>
+            </w:r>
+          </w:p>
+        </w:tc>
+        <w:tc>
+          <w:tcPr>
+            <w:tcW w:type="dxa" w:w="1296"/>
+            <w:shd w:val="clear" w:color="auto" w:fill="0F7E9B"/>
             <w:tcMar>
               <w:top w:w="100" w:type="dxa"/>
               <w:bottom w:w="100" w:type="dxa"/>
@@ -202,8 +222,8 @@
         </w:tc>
         <w:tc>
           <w:tcPr>
-            <w:tcW w:type="dxa" w:w="1584"/>
-            <w:shd w:fill="0F7E9B"/>
+            <w:tcW w:type="dxa" w:w="4032"/>
+            <w:shd w:val="clear" w:color="auto" w:fill="0F7E9B"/>
             <w:tcMar>
               <w:top w:w="100" w:type="dxa"/>
               <w:bottom w:w="100" w:type="dxa"/>
@@ -222,14 +242,14 @@
                 <w:color w:val="FFFFFF"/>
                 <w:sz w:val="19"/>
               </w:rPr>
-              <w:t>Type</w:t>
+              <w:t>Exact Kinematic Motion Breakdown</w:t>
             </w:r>
           </w:p>
         </w:tc>
         <w:tc>
           <w:tcPr>
-            <w:tcW w:type="dxa" w:w="3744"/>
-            <w:shd w:fill="0F7E9B"/>
+            <w:tcW w:type="dxa" w:w="3312"/>
+            <w:shd w:val="clear" w:color="auto" w:fill="0F7E9B"/>
             <w:tcMar>
               <w:top w:w="100" w:type="dxa"/>
               <w:bottom w:w="100" w:type="dxa"/>
@@ -248,33 +268,7 @@
                 <w:color w:val="FFFFFF"/>
                 <w:sz w:val="19"/>
               </w:rPr>
-              <w:t>Coco's Kinematic Motion Breakdown</w:t>
-            </w:r>
-          </w:p>
-        </w:tc>
-        <w:tc>
-          <w:tcPr>
-            <w:tcW w:type="dxa" w:w="3024"/>
-            <w:shd w:fill="0F7E9B"/>
-            <w:tcMar>
-              <w:top w:w="100" w:type="dxa"/>
-              <w:bottom w:w="100" w:type="dxa"/>
-              <w:left w:w="100" w:type="dxa"/>
-              <w:right w:w="100" w:type="dxa"/>
-            </w:tcMar>
-          </w:tcPr>
-          <w:p>
-            <w:pPr>
-              <w:jc w:val="left"/>
-            </w:pPr>
-            <w:r>
-              <w:rPr>
-                <w:rFonts w:ascii="Arial" w:hAnsi="Arial"/>
-                <w:b/>
-                <w:color w:val="FFFFFF"/>
-                <w:sz w:val="19"/>
-              </w:rPr>
-              <w:t>Common Student Misconceptions</w:t>
+              <w:t>Targeted Student Misconception</w:t>
             </w:r>
           </w:p>
         </w:tc>
@@ -282,20 +276,13 @@
       <w:tr>
         <w:tc>
           <w:tcPr>
-            <w:tcW w:type="dxa" w:w="1008"/>
-            <w:shd w:fill="F8FAFC"/>
+            <w:tcW w:type="dxa" w:w="1152"/>
             <w:tcMar>
               <w:top w:w="70" w:type="dxa"/>
               <w:bottom w:w="70" w:type="dxa"/>
               <w:left w:w="90" w:type="dxa"/>
               <w:right w:w="90" w:type="dxa"/>
             </w:tcMar>
-            <w:tcBorders>
-              <w:top w:val="single" w:sz="4" w:color="CBD5E1"/>
-              <w:left w:val="single" w:sz="4" w:color="CBD5E1"/>
-              <w:bottom w:val="single" w:sz="4" w:color="CBD5E1"/>
-              <w:right w:val="single" w:sz="4" w:color="CBD5E1"/>
-            </w:tcBorders>
           </w:tcPr>
           <w:p>
             <w:pPr>
@@ -306,28 +293,46 @@
                 <w:rFonts w:ascii="Arial" w:hAnsi="Arial"/>
                 <w:b/>
                 <w:color w:val="0F7E9B"/>
-                <w:sz w:val="17"/>
+                <w:sz w:val="18"/>
               </w:rPr>
-              <w:t>A</w:t>
+              <w:t>#1</w:t>
             </w:r>
           </w:p>
         </w:tc>
         <w:tc>
           <w:tcPr>
-            <w:tcW w:type="dxa" w:w="1584"/>
-            <w:shd w:fill="F8FAFC"/>
+            <w:tcW w:type="dxa" w:w="1296"/>
             <w:tcMar>
               <w:top w:w="70" w:type="dxa"/>
               <w:bottom w:w="70" w:type="dxa"/>
               <w:left w:w="90" w:type="dxa"/>
               <w:right w:w="90" w:type="dxa"/>
             </w:tcMar>
-            <w:tcBorders>
-              <w:top w:val="single" w:sz="4" w:color="CBD5E1"/>
-              <w:left w:val="single" w:sz="4" w:color="CBD5E1"/>
-              <w:bottom w:val="single" w:sz="4" w:color="CBD5E1"/>
-              <w:right w:val="single" w:sz="4" w:color="CBD5E1"/>
-            </w:tcBorders>
+          </w:tcPr>
+          <w:p>
+            <w:pPr>
+              <w:jc w:val="center"/>
+            </w:pPr>
+            <w:r>
+              <w:rPr>
+                <w:rFonts w:ascii="Arial" w:hAnsi="Arial"/>
+                <w:b/>
+                <w:color w:val="D67B19"/>
+                <w:sz w:val="18"/>
+              </w:rPr>
+              <w:t>x-t</w:t>
+            </w:r>
+          </w:p>
+        </w:tc>
+        <w:tc>
+          <w:tcPr>
+            <w:tcW w:type="dxa" w:w="4032"/>
+            <w:tcMar>
+              <w:top w:w="70" w:type="dxa"/>
+              <w:bottom w:w="70" w:type="dxa"/>
+              <w:left w:w="90" w:type="dxa"/>
+              <w:right w:w="90" w:type="dxa"/>
+            </w:tcMar>
           </w:tcPr>
           <w:p>
             <w:pPr>
@@ -337,28 +342,21 @@
               <w:rPr>
                 <w:rFonts w:ascii="Arial" w:hAnsi="Arial"/>
                 <w:color w:val="1E293B"/>
-                <w:sz w:val="17"/>
+                <w:sz w:val="18"/>
               </w:rPr>
-              <w:t>x-t</w:t>
+              <w:t>x₀=10m, v₀=0, a=+1.8 m/s² (3.2s). Parabolic curve opening up from center.</w:t>
             </w:r>
           </w:p>
         </w:tc>
         <w:tc>
           <w:tcPr>
-            <w:tcW w:type="dxa" w:w="3744"/>
-            <w:shd w:fill="F8FAFC"/>
+            <w:tcW w:type="dxa" w:w="3312"/>
             <w:tcMar>
               <w:top w:w="70" w:type="dxa"/>
               <w:bottom w:w="70" w:type="dxa"/>
               <w:left w:w="90" w:type="dxa"/>
               <w:right w:w="90" w:type="dxa"/>
             </w:tcMar>
-            <w:tcBorders>
-              <w:top w:val="single" w:sz="4" w:color="CBD5E1"/>
-              <w:left w:val="single" w:sz="4" w:color="CBD5E1"/>
-              <w:bottom w:val="single" w:sz="4" w:color="CBD5E1"/>
-              <w:right w:val="single" w:sz="4" w:color="CBD5E1"/>
-            </w:tcBorders>
           </w:tcPr>
           <w:p>
             <w:pPr>
@@ -368,40 +366,9 @@
               <w:rPr>
                 <w:rFonts w:ascii="Arial" w:hAnsi="Arial"/>
                 <w:color w:val="1E293B"/>
-                <w:sz w:val="17"/>
+                <w:sz w:val="18"/>
               </w:rPr>
-              <w:t>Coco starts from rest (x₀=0, v₀=0, a=+2.7 m/s²). Parabolic curve steepening.</w:t>
-            </w:r>
-          </w:p>
-        </w:tc>
-        <w:tc>
-          <w:tcPr>
-            <w:tcW w:type="dxa" w:w="3024"/>
-            <w:shd w:fill="F8FAFC"/>
-            <w:tcMar>
-              <w:top w:w="70" w:type="dxa"/>
-              <w:bottom w:w="70" w:type="dxa"/>
-              <w:left w:w="90" w:type="dxa"/>
-              <w:right w:w="90" w:type="dxa"/>
-            </w:tcMar>
-            <w:tcBorders>
-              <w:top w:val="single" w:sz="4" w:color="CBD5E1"/>
-              <w:left w:val="single" w:sz="4" w:color="CBD5E1"/>
-              <w:bottom w:val="single" w:sz="4" w:color="CBD5E1"/>
-              <w:right w:val="single" w:sz="4" w:color="CBD5E1"/>
-            </w:tcBorders>
-          </w:tcPr>
-          <w:p>
-            <w:pPr>
-              <w:jc w:val="left"/>
-            </w:pPr>
-            <w:r>
-              <w:rPr>
-                <w:rFonts w:ascii="Arial" w:hAnsi="Arial"/>
-                <w:color w:val="1E293B"/>
-                <w:sz w:val="17"/>
-              </w:rPr>
-              <w:t>Mistaking straight linear line for speeding up.</w:t>
+              <w:t>Confusing starting at x=10 with having non-zero initial speed.</w:t>
             </w:r>
           </w:p>
         </w:tc>
@@ -409,20 +376,14 @@
       <w:tr>
         <w:tc>
           <w:tcPr>
-            <w:tcW w:type="dxa" w:w="1008"/>
-            <w:shd w:fill="FFFFFF"/>
+            <w:tcW w:type="dxa" w:w="1152"/>
+            <w:shd w:val="clear" w:color="auto" w:fill="F8FAFC"/>
             <w:tcMar>
               <w:top w:w="70" w:type="dxa"/>
               <w:bottom w:w="70" w:type="dxa"/>
               <w:left w:w="90" w:type="dxa"/>
               <w:right w:w="90" w:type="dxa"/>
             </w:tcMar>
-            <w:tcBorders>
-              <w:top w:val="single" w:sz="4" w:color="CBD5E1"/>
-              <w:left w:val="single" w:sz="4" w:color="CBD5E1"/>
-              <w:bottom w:val="single" w:sz="4" w:color="CBD5E1"/>
-              <w:right w:val="single" w:sz="4" w:color="CBD5E1"/>
-            </w:tcBorders>
           </w:tcPr>
           <w:p>
             <w:pPr>
@@ -433,28 +394,48 @@
                 <w:rFonts w:ascii="Arial" w:hAnsi="Arial"/>
                 <w:b/>
                 <w:color w:val="0F7E9B"/>
-                <w:sz w:val="17"/>
+                <w:sz w:val="18"/>
               </w:rPr>
-              <w:t>B</w:t>
+              <w:t>#2</w:t>
             </w:r>
           </w:p>
         </w:tc>
         <w:tc>
           <w:tcPr>
-            <w:tcW w:type="dxa" w:w="1584"/>
-            <w:shd w:fill="FFFFFF"/>
+            <w:tcW w:type="dxa" w:w="1296"/>
+            <w:shd w:val="clear" w:color="auto" w:fill="F8FAFC"/>
             <w:tcMar>
               <w:top w:w="70" w:type="dxa"/>
               <w:bottom w:w="70" w:type="dxa"/>
               <w:left w:w="90" w:type="dxa"/>
               <w:right w:w="90" w:type="dxa"/>
             </w:tcMar>
-            <w:tcBorders>
-              <w:top w:val="single" w:sz="4" w:color="CBD5E1"/>
-              <w:left w:val="single" w:sz="4" w:color="CBD5E1"/>
-              <w:bottom w:val="single" w:sz="4" w:color="CBD5E1"/>
-              <w:right w:val="single" w:sz="4" w:color="CBD5E1"/>
-            </w:tcBorders>
+          </w:tcPr>
+          <w:p>
+            <w:pPr>
+              <w:jc w:val="center"/>
+            </w:pPr>
+            <w:r>
+              <w:rPr>
+                <w:rFonts w:ascii="Arial" w:hAnsi="Arial"/>
+                <w:b/>
+                <w:color w:val="D67B19"/>
+                <w:sz w:val="18"/>
+              </w:rPr>
+              <w:t>v-t</w:t>
+            </w:r>
+          </w:p>
+        </w:tc>
+        <w:tc>
+          <w:tcPr>
+            <w:tcW w:type="dxa" w:w="4032"/>
+            <w:shd w:val="clear" w:color="auto" w:fill="F8FAFC"/>
+            <w:tcMar>
+              <w:top w:w="70" w:type="dxa"/>
+              <w:bottom w:w="70" w:type="dxa"/>
+              <w:left w:w="90" w:type="dxa"/>
+              <w:right w:w="90" w:type="dxa"/>
+            </w:tcMar>
           </w:tcPr>
           <w:p>
             <w:pPr>
@@ -464,28 +445,22 @@
               <w:rPr>
                 <w:rFonts w:ascii="Arial" w:hAnsi="Arial"/>
                 <w:color w:val="1E293B"/>
-                <w:sz w:val="17"/>
+                <w:sz w:val="18"/>
               </w:rPr>
-              <w:t>v-t</w:t>
+              <w:t>v₀=-7.5 m/s, a=+2.5 m/s² (3.0s). Straight line sloping from negative axis up to v=0.</w:t>
             </w:r>
           </w:p>
         </w:tc>
         <w:tc>
           <w:tcPr>
-            <w:tcW w:type="dxa" w:w="3744"/>
-            <w:shd w:fill="FFFFFF"/>
+            <w:tcW w:type="dxa" w:w="3312"/>
+            <w:shd w:val="clear" w:color="auto" w:fill="F8FAFC"/>
             <w:tcMar>
               <w:top w:w="70" w:type="dxa"/>
               <w:bottom w:w="70" w:type="dxa"/>
               <w:left w:w="90" w:type="dxa"/>
               <w:right w:w="90" w:type="dxa"/>
             </w:tcMar>
-            <w:tcBorders>
-              <w:top w:val="single" w:sz="4" w:color="CBD5E1"/>
-              <w:left w:val="single" w:sz="4" w:color="CBD5E1"/>
-              <w:bottom w:val="single" w:sz="4" w:color="CBD5E1"/>
-              <w:right w:val="single" w:sz="4" w:color="CBD5E1"/>
-            </w:tcBorders>
           </w:tcPr>
           <w:p>
             <w:pPr>
@@ -495,40 +470,9 @@
               <w:rPr>
                 <w:rFonts w:ascii="Arial" w:hAnsi="Arial"/>
                 <w:color w:val="1E293B"/>
-                <w:sz w:val="17"/>
+                <w:sz w:val="18"/>
               </w:rPr>
-              <w:t>Coco trots left (v=-4 m/s) → sniffs at rest (v=0) → accelerates right.</w:t>
-            </w:r>
-          </w:p>
-        </w:tc>
-        <w:tc>
-          <w:tcPr>
-            <w:tcW w:type="dxa" w:w="3024"/>
-            <w:shd w:fill="FFFFFF"/>
-            <w:tcMar>
-              <w:top w:w="70" w:type="dxa"/>
-              <w:bottom w:w="70" w:type="dxa"/>
-              <w:left w:w="90" w:type="dxa"/>
-              <w:right w:w="90" w:type="dxa"/>
-            </w:tcMar>
-            <w:tcBorders>
-              <w:top w:val="single" w:sz="4" w:color="CBD5E1"/>
-              <w:left w:val="single" w:sz="4" w:color="CBD5E1"/>
-              <w:bottom w:val="single" w:sz="4" w:color="CBD5E1"/>
-              <w:right w:val="single" w:sz="4" w:color="CBD5E1"/>
-            </w:tcBorders>
-          </w:tcPr>
-          <w:p>
-            <w:pPr>
-              <w:jc w:val="left"/>
-            </w:pPr>
-            <w:r>
-              <w:rPr>
-                <w:rFonts w:ascii="Arial" w:hAnsi="Arial"/>
-                <w:color w:val="1E293B"/>
-                <w:sz w:val="17"/>
-              </w:rPr>
-              <w:t>Confusing v = 0 axis line with 'at the origin'.</w:t>
+              <w:t>Believing positive acceleration must always mean speeding up.</w:t>
             </w:r>
           </w:p>
         </w:tc>
@@ -536,20 +480,13 @@
       <w:tr>
         <w:tc>
           <w:tcPr>
-            <w:tcW w:type="dxa" w:w="1008"/>
-            <w:shd w:fill="F8FAFC"/>
+            <w:tcW w:type="dxa" w:w="1152"/>
             <w:tcMar>
               <w:top w:w="70" w:type="dxa"/>
               <w:bottom w:w="70" w:type="dxa"/>
               <w:left w:w="90" w:type="dxa"/>
               <w:right w:w="90" w:type="dxa"/>
             </w:tcMar>
-            <w:tcBorders>
-              <w:top w:val="single" w:sz="4" w:color="CBD5E1"/>
-              <w:left w:val="single" w:sz="4" w:color="CBD5E1"/>
-              <w:bottom w:val="single" w:sz="4" w:color="CBD5E1"/>
-              <w:right w:val="single" w:sz="4" w:color="CBD5E1"/>
-            </w:tcBorders>
           </w:tcPr>
           <w:p>
             <w:pPr>
@@ -560,28 +497,46 @@
                 <w:rFonts w:ascii="Arial" w:hAnsi="Arial"/>
                 <w:b/>
                 <w:color w:val="0F7E9B"/>
-                <w:sz w:val="17"/>
+                <w:sz w:val="18"/>
               </w:rPr>
-              <w:t>C</w:t>
+              <w:t>#3</w:t>
             </w:r>
           </w:p>
         </w:tc>
         <w:tc>
           <w:tcPr>
-            <w:tcW w:type="dxa" w:w="1584"/>
-            <w:shd w:fill="F8FAFC"/>
+            <w:tcW w:type="dxa" w:w="1296"/>
             <w:tcMar>
               <w:top w:w="70" w:type="dxa"/>
               <w:bottom w:w="70" w:type="dxa"/>
               <w:left w:w="90" w:type="dxa"/>
               <w:right w:w="90" w:type="dxa"/>
             </w:tcMar>
-            <w:tcBorders>
-              <w:top w:val="single" w:sz="4" w:color="CBD5E1"/>
-              <w:left w:val="single" w:sz="4" w:color="CBD5E1"/>
-              <w:bottom w:val="single" w:sz="4" w:color="CBD5E1"/>
-              <w:right w:val="single" w:sz="4" w:color="CBD5E1"/>
-            </w:tcBorders>
+          </w:tcPr>
+          <w:p>
+            <w:pPr>
+              <w:jc w:val="center"/>
+            </w:pPr>
+            <w:r>
+              <w:rPr>
+                <w:rFonts w:ascii="Arial" w:hAnsi="Arial"/>
+                <w:b/>
+                <w:color w:val="D67B19"/>
+                <w:sz w:val="18"/>
+              </w:rPr>
+              <w:t>x-t</w:t>
+            </w:r>
+          </w:p>
+        </w:tc>
+        <w:tc>
+          <w:tcPr>
+            <w:tcW w:type="dxa" w:w="4032"/>
+            <w:tcMar>
+              <w:top w:w="70" w:type="dxa"/>
+              <w:bottom w:w="70" w:type="dxa"/>
+              <w:left w:w="90" w:type="dxa"/>
+              <w:right w:w="90" w:type="dxa"/>
+            </w:tcMar>
           </w:tcPr>
           <w:p>
             <w:pPr>
@@ -591,28 +546,21 @@
               <w:rPr>
                 <w:rFonts w:ascii="Arial" w:hAnsi="Arial"/>
                 <w:color w:val="1E293B"/>
-                <w:sz w:val="17"/>
+                <w:sz w:val="18"/>
               </w:rPr>
-              <w:t>v-t</w:t>
+              <w:t>v=+3 m/s (2s, x=9m) then v=+6 m/s (1.8s, x=19.8m). Two connected positive linear slopes.</w:t>
             </w:r>
           </w:p>
         </w:tc>
         <w:tc>
           <w:tcPr>
-            <w:tcW w:type="dxa" w:w="3744"/>
-            <w:shd w:fill="F8FAFC"/>
+            <w:tcW w:type="dxa" w:w="3312"/>
             <w:tcMar>
               <w:top w:w="70" w:type="dxa"/>
               <w:bottom w:w="70" w:type="dxa"/>
               <w:left w:w="90" w:type="dxa"/>
               <w:right w:w="90" w:type="dxa"/>
             </w:tcMar>
-            <w:tcBorders>
-              <w:top w:val="single" w:sz="4" w:color="CBD5E1"/>
-              <w:left w:val="single" w:sz="4" w:color="CBD5E1"/>
-              <w:bottom w:val="single" w:sz="4" w:color="CBD5E1"/>
-              <w:right w:val="single" w:sz="4" w:color="CBD5E1"/>
-            </w:tcBorders>
           </w:tcPr>
           <w:p>
             <w:pPr>
@@ -622,40 +570,9 @@
               <w:rPr>
                 <w:rFonts w:ascii="Arial" w:hAnsi="Arial"/>
                 <w:color w:val="1E293B"/>
-                <w:sz w:val="17"/>
+                <w:sz w:val="18"/>
               </w:rPr>
-              <w:t>Coco trots left at constant steady velocity v = -4.2 m/s for 3.8s.</w:t>
-            </w:r>
-          </w:p>
-        </w:tc>
-        <w:tc>
-          <w:tcPr>
-            <w:tcW w:type="dxa" w:w="3024"/>
-            <w:shd w:fill="F8FAFC"/>
-            <w:tcMar>
-              <w:top w:w="70" w:type="dxa"/>
-              <w:bottom w:w="70" w:type="dxa"/>
-              <w:left w:w="90" w:type="dxa"/>
-              <w:right w:w="90" w:type="dxa"/>
-            </w:tcMar>
-            <w:tcBorders>
-              <w:top w:val="single" w:sz="4" w:color="CBD5E1"/>
-              <w:left w:val="single" w:sz="4" w:color="CBD5E1"/>
-              <w:bottom w:val="single" w:sz="4" w:color="CBD5E1"/>
-              <w:right w:val="single" w:sz="4" w:color="CBD5E1"/>
-            </w:tcBorders>
-          </w:tcPr>
-          <w:p>
-            <w:pPr>
-              <w:jc w:val="left"/>
-            </w:pPr>
-            <w:r>
-              <w:rPr>
-                <w:rFonts w:ascii="Arial" w:hAnsi="Arial"/>
-                <w:color w:val="1E293B"/>
-                <w:sz w:val="17"/>
-              </w:rPr>
-              <w:t>Confusing negative velocity with deceleration.</w:t>
+              <w:t>Missing that steeper positive slope corresponds to greater speed.</w:t>
             </w:r>
           </w:p>
         </w:tc>
@@ -663,20 +580,14 @@
       <w:tr>
         <w:tc>
           <w:tcPr>
-            <w:tcW w:type="dxa" w:w="1008"/>
-            <w:shd w:fill="FFFFFF"/>
+            <w:tcW w:type="dxa" w:w="1152"/>
+            <w:shd w:val="clear" w:color="auto" w:fill="F8FAFC"/>
             <w:tcMar>
               <w:top w:w="70" w:type="dxa"/>
               <w:bottom w:w="70" w:type="dxa"/>
               <w:left w:w="90" w:type="dxa"/>
               <w:right w:w="90" w:type="dxa"/>
             </w:tcMar>
-            <w:tcBorders>
-              <w:top w:val="single" w:sz="4" w:color="CBD5E1"/>
-              <w:left w:val="single" w:sz="4" w:color="CBD5E1"/>
-              <w:bottom w:val="single" w:sz="4" w:color="CBD5E1"/>
-              <w:right w:val="single" w:sz="4" w:color="CBD5E1"/>
-            </w:tcBorders>
           </w:tcPr>
           <w:p>
             <w:pPr>
@@ -687,28 +598,48 @@
                 <w:rFonts w:ascii="Arial" w:hAnsi="Arial"/>
                 <w:b/>
                 <w:color w:val="0F7E9B"/>
-                <w:sz w:val="17"/>
+                <w:sz w:val="18"/>
               </w:rPr>
-              <w:t>D</w:t>
+              <w:t>#4</w:t>
             </w:r>
           </w:p>
         </w:tc>
         <w:tc>
           <w:tcPr>
-            <w:tcW w:type="dxa" w:w="1584"/>
-            <w:shd w:fill="FFFFFF"/>
+            <w:tcW w:type="dxa" w:w="1296"/>
+            <w:shd w:val="clear" w:color="auto" w:fill="F8FAFC"/>
             <w:tcMar>
               <w:top w:w="70" w:type="dxa"/>
               <w:bottom w:w="70" w:type="dxa"/>
               <w:left w:w="90" w:type="dxa"/>
               <w:right w:w="90" w:type="dxa"/>
             </w:tcMar>
-            <w:tcBorders>
-              <w:top w:val="single" w:sz="4" w:color="CBD5E1"/>
-              <w:left w:val="single" w:sz="4" w:color="CBD5E1"/>
-              <w:bottom w:val="single" w:sz="4" w:color="CBD5E1"/>
-              <w:right w:val="single" w:sz="4" w:color="CBD5E1"/>
-            </w:tcBorders>
+          </w:tcPr>
+          <w:p>
+            <w:pPr>
+              <w:jc w:val="center"/>
+            </w:pPr>
+            <w:r>
+              <w:rPr>
+                <w:rFonts w:ascii="Arial" w:hAnsi="Arial"/>
+                <w:b/>
+                <w:color w:val="D67B19"/>
+                <w:sz w:val="18"/>
+              </w:rPr>
+              <w:t>v-t</w:t>
+            </w:r>
+          </w:p>
+        </w:tc>
+        <w:tc>
+          <w:tcPr>
+            <w:tcW w:type="dxa" w:w="4032"/>
+            <w:shd w:val="clear" w:color="auto" w:fill="F8FAFC"/>
+            <w:tcMar>
+              <w:top w:w="70" w:type="dxa"/>
+              <w:bottom w:w="70" w:type="dxa"/>
+              <w:left w:w="90" w:type="dxa"/>
+              <w:right w:w="90" w:type="dxa"/>
+            </w:tcMar>
           </w:tcPr>
           <w:p>
             <w:pPr>
@@ -718,28 +649,22 @@
               <w:rPr>
                 <w:rFonts w:ascii="Arial" w:hAnsi="Arial"/>
                 <w:color w:val="1E293B"/>
-                <w:sz w:val="17"/>
+                <w:sz w:val="18"/>
               </w:rPr>
-              <w:t>x-t</w:t>
+              <w:t>v: +5 to 0 m/s (2s) → rest v=0 (1s) → accelerates 0 to -5.4 m/s (1.8s).</w:t>
             </w:r>
           </w:p>
         </w:tc>
         <w:tc>
           <w:tcPr>
-            <w:tcW w:type="dxa" w:w="3744"/>
-            <w:shd w:fill="FFFFFF"/>
+            <w:tcW w:type="dxa" w:w="3312"/>
+            <w:shd w:val="clear" w:color="auto" w:fill="F8FAFC"/>
             <w:tcMar>
               <w:top w:w="70" w:type="dxa"/>
               <w:bottom w:w="70" w:type="dxa"/>
               <w:left w:w="90" w:type="dxa"/>
               <w:right w:w="90" w:type="dxa"/>
             </w:tcMar>
-            <w:tcBorders>
-              <w:top w:val="single" w:sz="4" w:color="CBD5E1"/>
-              <w:left w:val="single" w:sz="4" w:color="CBD5E1"/>
-              <w:bottom w:val="single" w:sz="4" w:color="CBD5E1"/>
-              <w:right w:val="single" w:sz="4" w:color="CBD5E1"/>
-            </w:tcBorders>
           </w:tcPr>
           <w:p>
             <w:pPr>
@@ -749,40 +674,9 @@
               <w:rPr>
                 <w:rFonts w:ascii="Arial" w:hAnsi="Arial"/>
                 <w:color w:val="1E293B"/>
-                <w:sz w:val="17"/>
+                <w:sz w:val="18"/>
               </w:rPr>
-              <w:t>Coco slows down moving left to stop → pauses → continues trotting left.</w:t>
-            </w:r>
-          </w:p>
-        </w:tc>
-        <w:tc>
-          <w:tcPr>
-            <w:tcW w:type="dxa" w:w="3024"/>
-            <w:shd w:fill="FFFFFF"/>
-            <w:tcMar>
-              <w:top w:w="70" w:type="dxa"/>
-              <w:bottom w:w="70" w:type="dxa"/>
-              <w:left w:w="90" w:type="dxa"/>
-              <w:right w:w="90" w:type="dxa"/>
-            </w:tcMar>
-            <w:tcBorders>
-              <w:top w:val="single" w:sz="4" w:color="CBD5E1"/>
-              <w:left w:val="single" w:sz="4" w:color="CBD5E1"/>
-              <w:bottom w:val="single" w:sz="4" w:color="CBD5E1"/>
-              <w:right w:val="single" w:sz="4" w:color="CBD5E1"/>
-            </w:tcBorders>
-          </w:tcPr>
-          <w:p>
-            <w:pPr>
-              <w:jc w:val="left"/>
-            </w:pPr>
-            <w:r>
-              <w:rPr>
-                <w:rFonts w:ascii="Arial" w:hAnsi="Arial"/>
-                <w:color w:val="1E293B"/>
-                <w:sz w:val="17"/>
-              </w:rPr>
-              <w:t>Thinking curve flattening means moving right.</w:t>
+              <w:t>Confusing the v=0 horizontal segment with 'at the origin x=0'.</w:t>
             </w:r>
           </w:p>
         </w:tc>
@@ -790,20 +684,13 @@
       <w:tr>
         <w:tc>
           <w:tcPr>
-            <w:tcW w:type="dxa" w:w="1008"/>
-            <w:shd w:fill="F8FAFC"/>
+            <w:tcW w:type="dxa" w:w="1152"/>
             <w:tcMar>
               <w:top w:w="70" w:type="dxa"/>
               <w:bottom w:w="70" w:type="dxa"/>
               <w:left w:w="90" w:type="dxa"/>
               <w:right w:w="90" w:type="dxa"/>
             </w:tcMar>
-            <w:tcBorders>
-              <w:top w:val="single" w:sz="4" w:color="CBD5E1"/>
-              <w:left w:val="single" w:sz="4" w:color="CBD5E1"/>
-              <w:bottom w:val="single" w:sz="4" w:color="CBD5E1"/>
-              <w:right w:val="single" w:sz="4" w:color="CBD5E1"/>
-            </w:tcBorders>
           </w:tcPr>
           <w:p>
             <w:pPr>
@@ -814,28 +701,46 @@
                 <w:rFonts w:ascii="Arial" w:hAnsi="Arial"/>
                 <w:b/>
                 <w:color w:val="0F7E9B"/>
-                <w:sz w:val="17"/>
+                <w:sz w:val="18"/>
               </w:rPr>
-              <w:t>E</w:t>
+              <w:t>#5</w:t>
             </w:r>
           </w:p>
         </w:tc>
         <w:tc>
           <w:tcPr>
-            <w:tcW w:type="dxa" w:w="1584"/>
-            <w:shd w:fill="F8FAFC"/>
+            <w:tcW w:type="dxa" w:w="1296"/>
             <w:tcMar>
               <w:top w:w="70" w:type="dxa"/>
               <w:bottom w:w="70" w:type="dxa"/>
               <w:left w:w="90" w:type="dxa"/>
               <w:right w:w="90" w:type="dxa"/>
             </w:tcMar>
-            <w:tcBorders>
-              <w:top w:val="single" w:sz="4" w:color="CBD5E1"/>
-              <w:left w:val="single" w:sz="4" w:color="CBD5E1"/>
-              <w:bottom w:val="single" w:sz="4" w:color="CBD5E1"/>
-              <w:right w:val="single" w:sz="4" w:color="CBD5E1"/>
-            </w:tcBorders>
+          </w:tcPr>
+          <w:p>
+            <w:pPr>
+              <w:jc w:val="center"/>
+            </w:pPr>
+            <w:r>
+              <w:rPr>
+                <w:rFonts w:ascii="Arial" w:hAnsi="Arial"/>
+                <w:b/>
+                <w:color w:val="D67B19"/>
+                <w:sz w:val="18"/>
+              </w:rPr>
+              <w:t>x-t</w:t>
+            </w:r>
+          </w:p>
+        </w:tc>
+        <w:tc>
+          <w:tcPr>
+            <w:tcW w:type="dxa" w:w="4032"/>
+            <w:tcMar>
+              <w:top w:w="70" w:type="dxa"/>
+              <w:bottom w:w="70" w:type="dxa"/>
+              <w:left w:w="90" w:type="dxa"/>
+              <w:right w:w="90" w:type="dxa"/>
+            </w:tcMar>
           </w:tcPr>
           <w:p>
             <w:pPr>
@@ -845,28 +750,21 @@
               <w:rPr>
                 <w:rFonts w:ascii="Arial" w:hAnsi="Arial"/>
                 <w:color w:val="1E293B"/>
-                <w:sz w:val="17"/>
+                <w:sz w:val="18"/>
               </w:rPr>
-              <w:t>x-t</w:t>
+              <w:t>v=-4 m/s (1.8s) → rest plateau at x=10.8m (1.5s) → v=-4 m/s (1.8s).</w:t>
             </w:r>
           </w:p>
         </w:tc>
         <w:tc>
           <w:tcPr>
-            <w:tcW w:type="dxa" w:w="3744"/>
-            <w:shd w:fill="F8FAFC"/>
+            <w:tcW w:type="dxa" w:w="3312"/>
             <w:tcMar>
               <w:top w:w="70" w:type="dxa"/>
               <w:bottom w:w="70" w:type="dxa"/>
               <w:left w:w="90" w:type="dxa"/>
               <w:right w:w="90" w:type="dxa"/>
             </w:tcMar>
-            <w:tcBorders>
-              <w:top w:val="single" w:sz="4" w:color="CBD5E1"/>
-              <w:left w:val="single" w:sz="4" w:color="CBD5E1"/>
-              <w:bottom w:val="single" w:sz="4" w:color="CBD5E1"/>
-              <w:right w:val="single" w:sz="4" w:color="CBD5E1"/>
-            </w:tcBorders>
           </w:tcPr>
           <w:p>
             <w:pPr>
@@ -876,40 +774,9 @@
               <w:rPr>
                 <w:rFonts w:ascii="Arial" w:hAnsi="Arial"/>
                 <w:color w:val="1E293B"/>
-                <w:sz w:val="17"/>
+                <w:sz w:val="18"/>
               </w:rPr>
-              <w:t>Coco trots right with steady constant velocity v = +4.2 m/s from origin.</w:t>
-            </w:r>
-          </w:p>
-        </w:tc>
-        <w:tc>
-          <w:tcPr>
-            <w:tcW w:type="dxa" w:w="3024"/>
-            <w:shd w:fill="F8FAFC"/>
-            <w:tcMar>
-              <w:top w:w="70" w:type="dxa"/>
-              <w:bottom w:w="70" w:type="dxa"/>
-              <w:left w:w="90" w:type="dxa"/>
-              <w:right w:w="90" w:type="dxa"/>
-            </w:tcMar>
-            <w:tcBorders>
-              <w:top w:val="single" w:sz="4" w:color="CBD5E1"/>
-              <w:left w:val="single" w:sz="4" w:color="CBD5E1"/>
-              <w:bottom w:val="single" w:sz="4" w:color="CBD5E1"/>
-              <w:right w:val="single" w:sz="4" w:color="CBD5E1"/>
-            </w:tcBorders>
-          </w:tcPr>
-          <w:p>
-            <w:pPr>
-              <w:jc w:val="left"/>
-            </w:pPr>
-            <w:r>
-              <w:rPr>
-                <w:rFonts w:ascii="Arial" w:hAnsi="Arial"/>
-                <w:color w:val="1E293B"/>
-                <w:sz w:val="17"/>
-              </w:rPr>
-              <w:t>Baseline positive constant velocity reference.</w:t>
+              <w:t>Thinking that a horizontal flat plateau on x-t means constant speed.</w:t>
             </w:r>
           </w:p>
         </w:tc>
@@ -917,20 +784,14 @@
       <w:tr>
         <w:tc>
           <w:tcPr>
-            <w:tcW w:type="dxa" w:w="1008"/>
-            <w:shd w:fill="FFFFFF"/>
+            <w:tcW w:type="dxa" w:w="1152"/>
+            <w:shd w:val="clear" w:color="auto" w:fill="F8FAFC"/>
             <w:tcMar>
               <w:top w:w="70" w:type="dxa"/>
               <w:bottom w:w="70" w:type="dxa"/>
               <w:left w:w="90" w:type="dxa"/>
               <w:right w:w="90" w:type="dxa"/>
             </w:tcMar>
-            <w:tcBorders>
-              <w:top w:val="single" w:sz="4" w:color="CBD5E1"/>
-              <w:left w:val="single" w:sz="4" w:color="CBD5E1"/>
-              <w:bottom w:val="single" w:sz="4" w:color="CBD5E1"/>
-              <w:right w:val="single" w:sz="4" w:color="CBD5E1"/>
-            </w:tcBorders>
           </w:tcPr>
           <w:p>
             <w:pPr>
@@ -941,28 +802,48 @@
                 <w:rFonts w:ascii="Arial" w:hAnsi="Arial"/>
                 <w:b/>
                 <w:color w:val="0F7E9B"/>
-                <w:sz w:val="17"/>
+                <w:sz w:val="18"/>
               </w:rPr>
-              <w:t>F</w:t>
+              <w:t>#6</w:t>
             </w:r>
           </w:p>
         </w:tc>
         <w:tc>
           <w:tcPr>
-            <w:tcW w:type="dxa" w:w="1584"/>
-            <w:shd w:fill="FFFFFF"/>
+            <w:tcW w:type="dxa" w:w="1296"/>
+            <w:shd w:val="clear" w:color="auto" w:fill="F8FAFC"/>
             <w:tcMar>
               <w:top w:w="70" w:type="dxa"/>
               <w:bottom w:w="70" w:type="dxa"/>
               <w:left w:w="90" w:type="dxa"/>
               <w:right w:w="90" w:type="dxa"/>
             </w:tcMar>
-            <w:tcBorders>
-              <w:top w:val="single" w:sz="4" w:color="CBD5E1"/>
-              <w:left w:val="single" w:sz="4" w:color="CBD5E1"/>
-              <w:bottom w:val="single" w:sz="4" w:color="CBD5E1"/>
-              <w:right w:val="single" w:sz="4" w:color="CBD5E1"/>
-            </w:tcBorders>
+          </w:tcPr>
+          <w:p>
+            <w:pPr>
+              <w:jc w:val="center"/>
+            </w:pPr>
+            <w:r>
+              <w:rPr>
+                <w:rFonts w:ascii="Arial" w:hAnsi="Arial"/>
+                <w:b/>
+                <w:color w:val="D67B19"/>
+                <w:sz w:val="18"/>
+              </w:rPr>
+              <w:t>x-t</w:t>
+            </w:r>
+          </w:p>
+        </w:tc>
+        <w:tc>
+          <w:tcPr>
+            <w:tcW w:type="dxa" w:w="4032"/>
+            <w:shd w:val="clear" w:color="auto" w:fill="F8FAFC"/>
+            <w:tcMar>
+              <w:top w:w="70" w:type="dxa"/>
+              <w:bottom w:w="70" w:type="dxa"/>
+              <w:left w:w="90" w:type="dxa"/>
+              <w:right w:w="90" w:type="dxa"/>
+            </w:tcMar>
           </w:tcPr>
           <w:p>
             <w:pPr>
@@ -972,28 +853,22 @@
               <w:rPr>
                 <w:rFonts w:ascii="Arial" w:hAnsi="Arial"/>
                 <w:color w:val="1E293B"/>
-                <w:sz w:val="17"/>
+                <w:sz w:val="18"/>
               </w:rPr>
-              <w:t>v-t</w:t>
+              <w:t>v₀=+6 m/s, a=-2.4 m/s² (4s). Parabolic arch peaking at t=2.5s (v=0), reversing left.</w:t>
             </w:r>
           </w:p>
         </w:tc>
         <w:tc>
           <w:tcPr>
-            <w:tcW w:type="dxa" w:w="3744"/>
-            <w:shd w:fill="FFFFFF"/>
+            <w:tcW w:type="dxa" w:w="3312"/>
+            <w:shd w:val="clear" w:color="auto" w:fill="F8FAFC"/>
             <w:tcMar>
               <w:top w:w="70" w:type="dxa"/>
               <w:bottom w:w="70" w:type="dxa"/>
               <w:left w:w="90" w:type="dxa"/>
               <w:right w:w="90" w:type="dxa"/>
             </w:tcMar>
-            <w:tcBorders>
-              <w:top w:val="single" w:sz="4" w:color="CBD5E1"/>
-              <w:left w:val="single" w:sz="4" w:color="CBD5E1"/>
-              <w:bottom w:val="single" w:sz="4" w:color="CBD5E1"/>
-              <w:right w:val="single" w:sz="4" w:color="CBD5E1"/>
-            </w:tcBorders>
           </w:tcPr>
           <w:p>
             <w:pPr>
@@ -1003,40 +878,9 @@
               <w:rPr>
                 <w:rFonts w:ascii="Arial" w:hAnsi="Arial"/>
                 <w:color w:val="1E293B"/>
-                <w:sz w:val="17"/>
+                <w:sz w:val="18"/>
               </w:rPr>
-              <w:t>Coco accelerates left (0 to -5.4 m/s) → pauses (v=0) → cruises left.</w:t>
-            </w:r>
-          </w:p>
-        </w:tc>
-        <w:tc>
-          <w:tcPr>
-            <w:tcW w:type="dxa" w:w="3024"/>
-            <w:shd w:fill="FFFFFF"/>
-            <w:tcMar>
-              <w:top w:w="70" w:type="dxa"/>
-              <w:bottom w:w="70" w:type="dxa"/>
-              <w:left w:w="90" w:type="dxa"/>
-              <w:right w:w="90" w:type="dxa"/>
-            </w:tcMar>
-            <w:tcBorders>
-              <w:top w:val="single" w:sz="4" w:color="CBD5E1"/>
-              <w:left w:val="single" w:sz="4" w:color="CBD5E1"/>
-              <w:bottom w:val="single" w:sz="4" w:color="CBD5E1"/>
-              <w:right w:val="single" w:sz="4" w:color="CBD5E1"/>
-            </w:tcBorders>
-          </w:tcPr>
-          <w:p>
-            <w:pPr>
-              <w:jc w:val="left"/>
-            </w:pPr>
-            <w:r>
-              <w:rPr>
-                <w:rFonts w:ascii="Arial" w:hAnsi="Arial"/>
-                <w:color w:val="1E293B"/>
-                <w:sz w:val="17"/>
-              </w:rPr>
-              <w:t>Missing that negative slope on v-t is negative acceleration.</w:t>
+              <w:t>Mistaking an inverted parabolic arc for a physical hill.</w:t>
             </w:r>
           </w:p>
         </w:tc>
@@ -1044,20 +888,13 @@
       <w:tr>
         <w:tc>
           <w:tcPr>
-            <w:tcW w:type="dxa" w:w="1008"/>
-            <w:shd w:fill="F8FAFC"/>
+            <w:tcW w:type="dxa" w:w="1152"/>
             <w:tcMar>
               <w:top w:w="70" w:type="dxa"/>
               <w:bottom w:w="70" w:type="dxa"/>
               <w:left w:w="90" w:type="dxa"/>
               <w:right w:w="90" w:type="dxa"/>
             </w:tcMar>
-            <w:tcBorders>
-              <w:top w:val="single" w:sz="4" w:color="CBD5E1"/>
-              <w:left w:val="single" w:sz="4" w:color="CBD5E1"/>
-              <w:bottom w:val="single" w:sz="4" w:color="CBD5E1"/>
-              <w:right w:val="single" w:sz="4" w:color="CBD5E1"/>
-            </w:tcBorders>
           </w:tcPr>
           <w:p>
             <w:pPr>
@@ -1068,28 +905,46 @@
                 <w:rFonts w:ascii="Arial" w:hAnsi="Arial"/>
                 <w:b/>
                 <w:color w:val="0F7E9B"/>
-                <w:sz w:val="17"/>
+                <w:sz w:val="18"/>
               </w:rPr>
-              <w:t>G</w:t>
+              <w:t>#7</w:t>
             </w:r>
           </w:p>
         </w:tc>
         <w:tc>
           <w:tcPr>
-            <w:tcW w:type="dxa" w:w="1584"/>
-            <w:shd w:fill="F8FAFC"/>
+            <w:tcW w:type="dxa" w:w="1296"/>
             <w:tcMar>
               <w:top w:w="70" w:type="dxa"/>
               <w:bottom w:w="70" w:type="dxa"/>
               <w:left w:w="90" w:type="dxa"/>
               <w:right w:w="90" w:type="dxa"/>
             </w:tcMar>
-            <w:tcBorders>
-              <w:top w:val="single" w:sz="4" w:color="CBD5E1"/>
-              <w:left w:val="single" w:sz="4" w:color="CBD5E1"/>
-              <w:bottom w:val="single" w:sz="4" w:color="CBD5E1"/>
-              <w:right w:val="single" w:sz="4" w:color="CBD5E1"/>
-            </w:tcBorders>
+          </w:tcPr>
+          <w:p>
+            <w:pPr>
+              <w:jc w:val="center"/>
+            </w:pPr>
+            <w:r>
+              <w:rPr>
+                <w:rFonts w:ascii="Arial" w:hAnsi="Arial"/>
+                <w:b/>
+                <w:color w:val="D67B19"/>
+                <w:sz w:val="18"/>
+              </w:rPr>
+              <w:t>v-t</w:t>
+            </w:r>
+          </w:p>
+        </w:tc>
+        <w:tc>
+          <w:tcPr>
+            <w:tcW w:type="dxa" w:w="4032"/>
+            <w:tcMar>
+              <w:top w:w="70" w:type="dxa"/>
+              <w:bottom w:w="70" w:type="dxa"/>
+              <w:left w:w="90" w:type="dxa"/>
+              <w:right w:w="90" w:type="dxa"/>
+            </w:tcMar>
           </w:tcPr>
           <w:p>
             <w:pPr>
@@ -1099,28 +954,21 @@
               <w:rPr>
                 <w:rFonts w:ascii="Arial" w:hAnsi="Arial"/>
                 <w:color w:val="1E293B"/>
-                <w:sz w:val="17"/>
+                <w:sz w:val="18"/>
               </w:rPr>
-              <w:t>x-t</w:t>
+              <w:t>a=+4 m/s² from rest to v=6 m/s (1.5s) → horizontal cruise at v=6 m/s (2.2s).</w:t>
             </w:r>
           </w:p>
         </w:tc>
         <w:tc>
           <w:tcPr>
-            <w:tcW w:type="dxa" w:w="3744"/>
-            <w:shd w:fill="F8FAFC"/>
+            <w:tcW w:type="dxa" w:w="3312"/>
             <w:tcMar>
               <w:top w:w="70" w:type="dxa"/>
               <w:bottom w:w="70" w:type="dxa"/>
               <w:left w:w="90" w:type="dxa"/>
               <w:right w:w="90" w:type="dxa"/>
             </w:tcMar>
-            <w:tcBorders>
-              <w:top w:val="single" w:sz="4" w:color="CBD5E1"/>
-              <w:left w:val="single" w:sz="4" w:color="CBD5E1"/>
-              <w:bottom w:val="single" w:sz="4" w:color="CBD5E1"/>
-              <w:right w:val="single" w:sz="4" w:color="CBD5E1"/>
-            </w:tcBorders>
           </w:tcPr>
           <w:p>
             <w:pPr>
@@ -1130,40 +978,9 @@
               <w:rPr>
                 <w:rFonts w:ascii="Arial" w:hAnsi="Arial"/>
                 <w:color w:val="1E293B"/>
-                <w:sz w:val="17"/>
+                <w:sz w:val="18"/>
               </w:rPr>
-              <w:t>Coco runs right for ball → pauses to grab it → trots back left (peak).</w:t>
-            </w:r>
-          </w:p>
-        </w:tc>
-        <w:tc>
-          <w:tcPr>
-            <w:tcW w:type="dxa" w:w="3024"/>
-            <w:shd w:fill="F8FAFC"/>
-            <w:tcMar>
-              <w:top w:w="70" w:type="dxa"/>
-              <w:bottom w:w="70" w:type="dxa"/>
-              <w:left w:w="90" w:type="dxa"/>
-              <w:right w:w="90" w:type="dxa"/>
-            </w:tcMar>
-            <w:tcBorders>
-              <w:top w:val="single" w:sz="4" w:color="CBD5E1"/>
-              <w:left w:val="single" w:sz="4" w:color="CBD5E1"/>
-              <w:bottom w:val="single" w:sz="4" w:color="CBD5E1"/>
-              <w:right w:val="single" w:sz="4" w:color="CBD5E1"/>
-            </w:tcBorders>
-          </w:tcPr>
-          <w:p>
-            <w:pPr>
-              <w:jc w:val="left"/>
-            </w:pPr>
-            <w:r>
-              <w:rPr>
-                <w:rFonts w:ascii="Arial" w:hAnsi="Arial"/>
-                <w:color w:val="1E293B"/>
-                <w:sz w:val="17"/>
-              </w:rPr>
-              <w:t>Thinking Coco ran up a triangular hill.</w:t>
+              <w:t>Confusing horizontal plateau on v-t (constant speed) with rest.</w:t>
             </w:r>
           </w:p>
         </w:tc>
@@ -1171,20 +988,14 @@
       <w:tr>
         <w:tc>
           <w:tcPr>
-            <w:tcW w:type="dxa" w:w="1008"/>
-            <w:shd w:fill="FFFFFF"/>
+            <w:tcW w:type="dxa" w:w="1152"/>
+            <w:shd w:val="clear" w:color="auto" w:fill="F8FAFC"/>
             <w:tcMar>
               <w:top w:w="70" w:type="dxa"/>
               <w:bottom w:w="70" w:type="dxa"/>
               <w:left w:w="90" w:type="dxa"/>
               <w:right w:w="90" w:type="dxa"/>
             </w:tcMar>
-            <w:tcBorders>
-              <w:top w:val="single" w:sz="4" w:color="CBD5E1"/>
-              <w:left w:val="single" w:sz="4" w:color="CBD5E1"/>
-              <w:bottom w:val="single" w:sz="4" w:color="CBD5E1"/>
-              <w:right w:val="single" w:sz="4" w:color="CBD5E1"/>
-            </w:tcBorders>
           </w:tcPr>
           <w:p>
             <w:pPr>
@@ -1195,28 +1006,48 @@
                 <w:rFonts w:ascii="Arial" w:hAnsi="Arial"/>
                 <w:b/>
                 <w:color w:val="0F7E9B"/>
-                <w:sz w:val="17"/>
+                <w:sz w:val="18"/>
               </w:rPr>
-              <w:t>H</w:t>
+              <w:t>#8</w:t>
             </w:r>
           </w:p>
         </w:tc>
         <w:tc>
           <w:tcPr>
-            <w:tcW w:type="dxa" w:w="1584"/>
-            <w:shd w:fill="FFFFFF"/>
+            <w:tcW w:type="dxa" w:w="1296"/>
+            <w:shd w:val="clear" w:color="auto" w:fill="F8FAFC"/>
             <w:tcMar>
               <w:top w:w="70" w:type="dxa"/>
               <w:bottom w:w="70" w:type="dxa"/>
               <w:left w:w="90" w:type="dxa"/>
               <w:right w:w="90" w:type="dxa"/>
             </w:tcMar>
-            <w:tcBorders>
-              <w:top w:val="single" w:sz="4" w:color="CBD5E1"/>
-              <w:left w:val="single" w:sz="4" w:color="CBD5E1"/>
-              <w:bottom w:val="single" w:sz="4" w:color="CBD5E1"/>
-              <w:right w:val="single" w:sz="4" w:color="CBD5E1"/>
-            </w:tcBorders>
+          </w:tcPr>
+          <w:p>
+            <w:pPr>
+              <w:jc w:val="center"/>
+            </w:pPr>
+            <w:r>
+              <w:rPr>
+                <w:rFonts w:ascii="Arial" w:hAnsi="Arial"/>
+                <w:b/>
+                <w:color w:val="D67B19"/>
+                <w:sz w:val="18"/>
+              </w:rPr>
+              <w:t>v-t</w:t>
+            </w:r>
+          </w:p>
+        </w:tc>
+        <w:tc>
+          <w:tcPr>
+            <w:tcW w:type="dxa" w:w="4032"/>
+            <w:shd w:val="clear" w:color="auto" w:fill="F8FAFC"/>
+            <w:tcMar>
+              <w:top w:w="70" w:type="dxa"/>
+              <w:bottom w:w="70" w:type="dxa"/>
+              <w:left w:w="90" w:type="dxa"/>
+              <w:right w:w="90" w:type="dxa"/>
+            </w:tcMar>
           </w:tcPr>
           <w:p>
             <w:pPr>
@@ -1226,28 +1057,22 @@
               <w:rPr>
                 <w:rFonts w:ascii="Arial" w:hAnsi="Arial"/>
                 <w:color w:val="1E293B"/>
-                <w:sz w:val="17"/>
+                <w:sz w:val="18"/>
               </w:rPr>
-              <w:t>v-t</w:t>
+              <w:t>x₀=16m, v₀=0, a=-2.2 m/s² (3.5s). Straight line sloping down into negative quadrant.</w:t>
             </w:r>
           </w:p>
         </w:tc>
         <w:tc>
           <w:tcPr>
-            <w:tcW w:type="dxa" w:w="3744"/>
-            <w:shd w:fill="FFFFFF"/>
+            <w:tcW w:type="dxa" w:w="3312"/>
+            <w:shd w:val="clear" w:color="auto" w:fill="F8FAFC"/>
             <w:tcMar>
               <w:top w:w="70" w:type="dxa"/>
               <w:bottom w:w="70" w:type="dxa"/>
               <w:left w:w="90" w:type="dxa"/>
               <w:right w:w="90" w:type="dxa"/>
             </w:tcMar>
-            <w:tcBorders>
-              <w:top w:val="single" w:sz="4" w:color="CBD5E1"/>
-              <w:left w:val="single" w:sz="4" w:color="CBD5E1"/>
-              <w:bottom w:val="single" w:sz="4" w:color="CBD5E1"/>
-              <w:right w:val="single" w:sz="4" w:color="CBD5E1"/>
-            </w:tcBorders>
           </w:tcPr>
           <w:p>
             <w:pPr>
@@ -1257,40 +1082,9 @@
               <w:rPr>
                 <w:rFonts w:ascii="Arial" w:hAnsi="Arial"/>
                 <w:color w:val="1E293B"/>
-                <w:sz w:val="17"/>
+                <w:sz w:val="18"/>
               </w:rPr>
-              <w:t>Coco starts in zoomie right (v=+8.5 m/s), braking linearly to stop.</w:t>
-            </w:r>
-          </w:p>
-        </w:tc>
-        <w:tc>
-          <w:tcPr>
-            <w:tcW w:type="dxa" w:w="3024"/>
-            <w:shd w:fill="FFFFFF"/>
-            <w:tcMar>
-              <w:top w:w="70" w:type="dxa"/>
-              <w:bottom w:w="70" w:type="dxa"/>
-              <w:left w:w="90" w:type="dxa"/>
-              <w:right w:w="90" w:type="dxa"/>
-            </w:tcMar>
-            <w:tcBorders>
-              <w:top w:val="single" w:sz="4" w:color="CBD5E1"/>
-              <w:left w:val="single" w:sz="4" w:color="CBD5E1"/>
-              <w:bottom w:val="single" w:sz="4" w:color="CBD5E1"/>
-              <w:right w:val="single" w:sz="4" w:color="CBD5E1"/>
-            </w:tcBorders>
-          </w:tcPr>
-          <w:p>
-            <w:pPr>
-              <w:jc w:val="left"/>
-            </w:pPr>
-            <w:r>
-              <w:rPr>
-                <w:rFonts w:ascii="Arial" w:hAnsi="Arial"/>
-                <w:color w:val="1E293B"/>
-                <w:sz w:val="17"/>
-              </w:rPr>
-              <w:t>Confusing downward slope on v-t with moving backwards.</w:t>
+              <w:t>Believing downward slope on v-t always means slowing down.</w:t>
             </w:r>
           </w:p>
         </w:tc>
@@ -1298,20 +1092,13 @@
       <w:tr>
         <w:tc>
           <w:tcPr>
-            <w:tcW w:type="dxa" w:w="1008"/>
-            <w:shd w:fill="F8FAFC"/>
+            <w:tcW w:type="dxa" w:w="1152"/>
             <w:tcMar>
               <w:top w:w="70" w:type="dxa"/>
               <w:bottom w:w="70" w:type="dxa"/>
               <w:left w:w="90" w:type="dxa"/>
               <w:right w:w="90" w:type="dxa"/>
             </w:tcMar>
-            <w:tcBorders>
-              <w:top w:val="single" w:sz="4" w:color="CBD5E1"/>
-              <w:left w:val="single" w:sz="4" w:color="CBD5E1"/>
-              <w:bottom w:val="single" w:sz="4" w:color="CBD5E1"/>
-              <w:right w:val="single" w:sz="4" w:color="CBD5E1"/>
-            </w:tcBorders>
           </w:tcPr>
           <w:p>
             <w:pPr>
@@ -1322,28 +1109,46 @@
                 <w:rFonts w:ascii="Arial" w:hAnsi="Arial"/>
                 <w:b/>
                 <w:color w:val="0F7E9B"/>
-                <w:sz w:val="17"/>
+                <w:sz w:val="18"/>
               </w:rPr>
-              <w:t>I</w:t>
+              <w:t>#9</w:t>
             </w:r>
           </w:p>
         </w:tc>
         <w:tc>
           <w:tcPr>
-            <w:tcW w:type="dxa" w:w="1584"/>
-            <w:shd w:fill="F8FAFC"/>
+            <w:tcW w:type="dxa" w:w="1296"/>
             <w:tcMar>
               <w:top w:w="70" w:type="dxa"/>
               <w:bottom w:w="70" w:type="dxa"/>
               <w:left w:w="90" w:type="dxa"/>
               <w:right w:w="90" w:type="dxa"/>
             </w:tcMar>
-            <w:tcBorders>
-              <w:top w:val="single" w:sz="4" w:color="CBD5E1"/>
-              <w:left w:val="single" w:sz="4" w:color="CBD5E1"/>
-              <w:bottom w:val="single" w:sz="4" w:color="CBD5E1"/>
-              <w:right w:val="single" w:sz="4" w:color="CBD5E1"/>
-            </w:tcBorders>
+          </w:tcPr>
+          <w:p>
+            <w:pPr>
+              <w:jc w:val="center"/>
+            </w:pPr>
+            <w:r>
+              <w:rPr>
+                <w:rFonts w:ascii="Arial" w:hAnsi="Arial"/>
+                <w:b/>
+                <w:color w:val="D67B19"/>
+                <w:sz w:val="18"/>
+              </w:rPr>
+              <w:t>x-t</w:t>
+            </w:r>
+          </w:p>
+        </w:tc>
+        <w:tc>
+          <w:tcPr>
+            <w:tcW w:type="dxa" w:w="4032"/>
+            <w:tcMar>
+              <w:top w:w="70" w:type="dxa"/>
+              <w:bottom w:w="70" w:type="dxa"/>
+              <w:left w:w="90" w:type="dxa"/>
+              <w:right w:w="90" w:type="dxa"/>
+            </w:tcMar>
           </w:tcPr>
           <w:p>
             <w:pPr>
@@ -1353,28 +1158,21 @@
               <w:rPr>
                 <w:rFonts w:ascii="Arial" w:hAnsi="Arial"/>
                 <w:color w:val="1E293B"/>
-                <w:sz w:val="17"/>
+                <w:sz w:val="18"/>
               </w:rPr>
-              <w:t>x-t</w:t>
+              <w:t>Piecewise 3-stage: +4 m/s (1.5s) → -5 m/s (2s) → +3 m/s (2s). Zig-zag N-shape.</w:t>
             </w:r>
           </w:p>
         </w:tc>
         <w:tc>
           <w:tcPr>
-            <w:tcW w:type="dxa" w:w="3744"/>
-            <w:shd w:fill="F8FAFC"/>
+            <w:tcW w:type="dxa" w:w="3312"/>
             <w:tcMar>
               <w:top w:w="70" w:type="dxa"/>
               <w:bottom w:w="70" w:type="dxa"/>
               <w:left w:w="90" w:type="dxa"/>
               <w:right w:w="90" w:type="dxa"/>
             </w:tcMar>
-            <w:tcBorders>
-              <w:top w:val="single" w:sz="4" w:color="CBD5E1"/>
-              <w:left w:val="single" w:sz="4" w:color="CBD5E1"/>
-              <w:bottom w:val="single" w:sz="4" w:color="CBD5E1"/>
-              <w:right w:val="single" w:sz="4" w:color="CBD5E1"/>
-            </w:tcBorders>
           </w:tcPr>
           <w:p>
             <w:pPr>
@@ -1384,40 +1182,9 @@
               <w:rPr>
                 <w:rFonts w:ascii="Arial" w:hAnsi="Arial"/>
                 <w:color w:val="1E293B"/>
-                <w:sz w:val="17"/>
+                <w:sz w:val="18"/>
               </w:rPr>
-              <w:t>Coco spots squirrel, starts from rest at right, accelerating left.</w:t>
-            </w:r>
-          </w:p>
-        </w:tc>
-        <w:tc>
-          <w:tcPr>
-            <w:tcW w:type="dxa" w:w="3024"/>
-            <w:shd w:fill="F8FAFC"/>
-            <w:tcMar>
-              <w:top w:w="70" w:type="dxa"/>
-              <w:bottom w:w="70" w:type="dxa"/>
-              <w:left w:w="90" w:type="dxa"/>
-              <w:right w:w="90" w:type="dxa"/>
-            </w:tcMar>
-            <w:tcBorders>
-              <w:top w:val="single" w:sz="4" w:color="CBD5E1"/>
-              <w:left w:val="single" w:sz="4" w:color="CBD5E1"/>
-              <w:bottom w:val="single" w:sz="4" w:color="CBD5E1"/>
-              <w:right w:val="single" w:sz="4" w:color="CBD5E1"/>
-            </w:tcBorders>
-          </w:tcPr>
-          <w:p>
-            <w:pPr>
-              <w:jc w:val="left"/>
-            </w:pPr>
-            <w:r>
-              <w:rPr>
-                <w:rFonts w:ascii="Arial" w:hAnsi="Arial"/>
-                <w:color w:val="1E293B"/>
-                <w:sz w:val="17"/>
-              </w:rPr>
-              <w:t>Confusing concave down curve with slowing down.</w:t>
+              <w:t>Assuming sharp angle corners on x-t represent infinite speed.</w:t>
             </w:r>
           </w:p>
         </w:tc>
@@ -1425,20 +1192,14 @@
       <w:tr>
         <w:tc>
           <w:tcPr>
-            <w:tcW w:type="dxa" w:w="1008"/>
-            <w:shd w:fill="FFFFFF"/>
+            <w:tcW w:type="dxa" w:w="1152"/>
+            <w:shd w:val="clear" w:color="auto" w:fill="F8FAFC"/>
             <w:tcMar>
               <w:top w:w="70" w:type="dxa"/>
               <w:bottom w:w="70" w:type="dxa"/>
               <w:left w:w="90" w:type="dxa"/>
               <w:right w:w="90" w:type="dxa"/>
             </w:tcMar>
-            <w:tcBorders>
-              <w:top w:val="single" w:sz="4" w:color="CBD5E1"/>
-              <w:left w:val="single" w:sz="4" w:color="CBD5E1"/>
-              <w:bottom w:val="single" w:sz="4" w:color="CBD5E1"/>
-              <w:right w:val="single" w:sz="4" w:color="CBD5E1"/>
-            </w:tcBorders>
           </w:tcPr>
           <w:p>
             <w:pPr>
@@ -1449,28 +1210,48 @@
                 <w:rFonts w:ascii="Arial" w:hAnsi="Arial"/>
                 <w:b/>
                 <w:color w:val="0F7E9B"/>
-                <w:sz w:val="17"/>
+                <w:sz w:val="18"/>
               </w:rPr>
-              <w:t>J</w:t>
+              <w:t>#10</w:t>
             </w:r>
           </w:p>
         </w:tc>
         <w:tc>
           <w:tcPr>
-            <w:tcW w:type="dxa" w:w="1584"/>
-            <w:shd w:fill="FFFFFF"/>
+            <w:tcW w:type="dxa" w:w="1296"/>
+            <w:shd w:val="clear" w:color="auto" w:fill="F8FAFC"/>
             <w:tcMar>
               <w:top w:w="70" w:type="dxa"/>
               <w:bottom w:w="70" w:type="dxa"/>
               <w:left w:w="90" w:type="dxa"/>
               <w:right w:w="90" w:type="dxa"/>
             </w:tcMar>
-            <w:tcBorders>
-              <w:top w:val="single" w:sz="4" w:color="CBD5E1"/>
-              <w:left w:val="single" w:sz="4" w:color="CBD5E1"/>
-              <w:bottom w:val="single" w:sz="4" w:color="CBD5E1"/>
-              <w:right w:val="single" w:sz="4" w:color="CBD5E1"/>
-            </w:tcBorders>
+          </w:tcPr>
+          <w:p>
+            <w:pPr>
+              <w:jc w:val="center"/>
+            </w:pPr>
+            <w:r>
+              <w:rPr>
+                <w:rFonts w:ascii="Arial" w:hAnsi="Arial"/>
+                <w:b/>
+                <w:color w:val="D67B19"/>
+                <w:sz w:val="18"/>
+              </w:rPr>
+              <w:t>v-t</w:t>
+            </w:r>
+          </w:p>
+        </w:tc>
+        <w:tc>
+          <w:tcPr>
+            <w:tcW w:type="dxa" w:w="4032"/>
+            <w:shd w:val="clear" w:color="auto" w:fill="F8FAFC"/>
+            <w:tcMar>
+              <w:top w:w="70" w:type="dxa"/>
+              <w:bottom w:w="70" w:type="dxa"/>
+              <w:left w:w="90" w:type="dxa"/>
+              <w:right w:w="90" w:type="dxa"/>
+            </w:tcMar>
           </w:tcPr>
           <w:p>
             <w:pPr>
@@ -1480,28 +1261,22 @@
               <w:rPr>
                 <w:rFonts w:ascii="Arial" w:hAnsi="Arial"/>
                 <w:color w:val="1E293B"/>
-                <w:sz w:val="17"/>
+                <w:sz w:val="18"/>
               </w:rPr>
-              <w:t>x-t</w:t>
+              <w:t>Trapezoid: ramp 0 to +4.5 m/s (1.5s) → flat plateau (1.2s) → ramp down to 0 (1.5s).</w:t>
             </w:r>
           </w:p>
         </w:tc>
         <w:tc>
           <w:tcPr>
-            <w:tcW w:type="dxa" w:w="3744"/>
-            <w:shd w:fill="FFFFFF"/>
+            <w:tcW w:type="dxa" w:w="3312"/>
+            <w:shd w:val="clear" w:color="auto" w:fill="F8FAFC"/>
             <w:tcMar>
               <w:top w:w="70" w:type="dxa"/>
               <w:bottom w:w="70" w:type="dxa"/>
               <w:left w:w="90" w:type="dxa"/>
               <w:right w:w="90" w:type="dxa"/>
             </w:tcMar>
-            <w:tcBorders>
-              <w:top w:val="single" w:sz="4" w:color="CBD5E1"/>
-              <w:left w:val="single" w:sz="4" w:color="CBD5E1"/>
-              <w:bottom w:val="single" w:sz="4" w:color="CBD5E1"/>
-              <w:right w:val="single" w:sz="4" w:color="CBD5E1"/>
-            </w:tcBorders>
           </w:tcPr>
           <w:p>
             <w:pPr>
@@ -1511,396 +1286,14 @@
               <w:rPr>
                 <w:rFonts w:ascii="Arial" w:hAnsi="Arial"/>
                 <w:color w:val="1E293B"/>
-                <w:sz w:val="17"/>
+                <w:sz w:val="18"/>
               </w:rPr>
-              <w:t>Coco walks right at const speed → pauses → bolts right in a sprint.</w:t>
-            </w:r>
-          </w:p>
-        </w:tc>
-        <w:tc>
-          <w:tcPr>
-            <w:tcW w:type="dxa" w:w="3024"/>
-            <w:shd w:fill="FFFFFF"/>
-            <w:tcMar>
-              <w:top w:w="70" w:type="dxa"/>
-              <w:bottom w:w="70" w:type="dxa"/>
-              <w:left w:w="90" w:type="dxa"/>
-              <w:right w:w="90" w:type="dxa"/>
-            </w:tcMar>
-            <w:tcBorders>
-              <w:top w:val="single" w:sz="4" w:color="CBD5E1"/>
-              <w:left w:val="single" w:sz="4" w:color="CBD5E1"/>
-              <w:bottom w:val="single" w:sz="4" w:color="CBD5E1"/>
-              <w:right w:val="single" w:sz="4" w:color="CBD5E1"/>
-            </w:tcBorders>
-          </w:tcPr>
-          <w:p>
-            <w:pPr>
-              <w:jc w:val="left"/>
-            </w:pPr>
-            <w:r>
-              <w:rPr>
-                <w:rFonts w:ascii="Arial" w:hAnsi="Arial"/>
-                <w:color w:val="1E293B"/>
-                <w:sz w:val="17"/>
-              </w:rPr>
-              <w:t>Distinguishing linear segment from parabolic curve.</w:t>
-            </w:r>
-          </w:p>
-        </w:tc>
-      </w:tr>
-      <w:tr>
-        <w:tc>
-          <w:tcPr>
-            <w:tcW w:type="dxa" w:w="1008"/>
-            <w:shd w:fill="F8FAFC"/>
-            <w:tcMar>
-              <w:top w:w="70" w:type="dxa"/>
-              <w:bottom w:w="70" w:type="dxa"/>
-              <w:left w:w="90" w:type="dxa"/>
-              <w:right w:w="90" w:type="dxa"/>
-            </w:tcMar>
-            <w:tcBorders>
-              <w:top w:val="single" w:sz="4" w:color="CBD5E1"/>
-              <w:left w:val="single" w:sz="4" w:color="CBD5E1"/>
-              <w:bottom w:val="single" w:sz="4" w:color="CBD5E1"/>
-              <w:right w:val="single" w:sz="4" w:color="CBD5E1"/>
-            </w:tcBorders>
-          </w:tcPr>
-          <w:p>
-            <w:pPr>
-              <w:jc w:val="center"/>
-            </w:pPr>
-            <w:r>
-              <w:rPr>
-                <w:rFonts w:ascii="Arial" w:hAnsi="Arial"/>
-                <w:b/>
-                <w:color w:val="0F7E9B"/>
-                <w:sz w:val="17"/>
-              </w:rPr>
-              <w:t>K</w:t>
-            </w:r>
-          </w:p>
-        </w:tc>
-        <w:tc>
-          <w:tcPr>
-            <w:tcW w:type="dxa" w:w="1584"/>
-            <w:shd w:fill="F8FAFC"/>
-            <w:tcMar>
-              <w:top w:w="70" w:type="dxa"/>
-              <w:bottom w:w="70" w:type="dxa"/>
-              <w:left w:w="90" w:type="dxa"/>
-              <w:right w:w="90" w:type="dxa"/>
-            </w:tcMar>
-            <w:tcBorders>
-              <w:top w:val="single" w:sz="4" w:color="CBD5E1"/>
-              <w:left w:val="single" w:sz="4" w:color="CBD5E1"/>
-              <w:bottom w:val="single" w:sz="4" w:color="CBD5E1"/>
-              <w:right w:val="single" w:sz="4" w:color="CBD5E1"/>
-            </w:tcBorders>
-          </w:tcPr>
-          <w:p>
-            <w:pPr>
-              <w:jc w:val="left"/>
-            </w:pPr>
-            <w:r>
-              <w:rPr>
-                <w:rFonts w:ascii="Arial" w:hAnsi="Arial"/>
-                <w:color w:val="1E293B"/>
-                <w:sz w:val="17"/>
-              </w:rPr>
-              <w:t>x-t</w:t>
-            </w:r>
-          </w:p>
-        </w:tc>
-        <w:tc>
-          <w:tcPr>
-            <w:tcW w:type="dxa" w:w="3744"/>
-            <w:shd w:fill="F8FAFC"/>
-            <w:tcMar>
-              <w:top w:w="70" w:type="dxa"/>
-              <w:bottom w:w="70" w:type="dxa"/>
-              <w:left w:w="90" w:type="dxa"/>
-              <w:right w:w="90" w:type="dxa"/>
-            </w:tcMar>
-            <w:tcBorders>
-              <w:top w:val="single" w:sz="4" w:color="CBD5E1"/>
-              <w:left w:val="single" w:sz="4" w:color="CBD5E1"/>
-              <w:bottom w:val="single" w:sz="4" w:color="CBD5E1"/>
-              <w:right w:val="single" w:sz="4" w:color="CBD5E1"/>
-            </w:tcBorders>
-          </w:tcPr>
-          <w:p>
-            <w:pPr>
-              <w:jc w:val="left"/>
-            </w:pPr>
-            <w:r>
-              <w:rPr>
-                <w:rFonts w:ascii="Arial" w:hAnsi="Arial"/>
-                <w:color w:val="1E293B"/>
-                <w:sz w:val="17"/>
-              </w:rPr>
-              <w:t>Coco dashes left fast (v₀=-8.5 m/s), skidding with +a to a stop.</w:t>
-            </w:r>
-          </w:p>
-        </w:tc>
-        <w:tc>
-          <w:tcPr>
-            <w:tcW w:type="dxa" w:w="3024"/>
-            <w:shd w:fill="F8FAFC"/>
-            <w:tcMar>
-              <w:top w:w="70" w:type="dxa"/>
-              <w:bottom w:w="70" w:type="dxa"/>
-              <w:left w:w="90" w:type="dxa"/>
-              <w:right w:w="90" w:type="dxa"/>
-            </w:tcMar>
-            <w:tcBorders>
-              <w:top w:val="single" w:sz="4" w:color="CBD5E1"/>
-              <w:left w:val="single" w:sz="4" w:color="CBD5E1"/>
-              <w:bottom w:val="single" w:sz="4" w:color="CBD5E1"/>
-              <w:right w:val="single" w:sz="4" w:color="CBD5E1"/>
-            </w:tcBorders>
-          </w:tcPr>
-          <w:p>
-            <w:pPr>
-              <w:jc w:val="left"/>
-            </w:pPr>
-            <w:r>
-              <w:rPr>
-                <w:rFonts w:ascii="Arial" w:hAnsi="Arial"/>
-                <w:color w:val="1E293B"/>
-                <w:sz w:val="17"/>
-              </w:rPr>
-              <w:t>Recognizing that v &lt; 0 and a &gt; 0 produces deceleration.</w:t>
+              <w:t>Confusing symmetrical trapezoid on v-t with a triangular Position graph.</w:t>
             </w:r>
           </w:p>
         </w:tc>
       </w:tr>
     </w:tbl>
-    <w:p>
-      <w:pPr>
-        <w:spacing w:after="160"/>
-      </w:pPr>
-    </w:p>
-    <w:p>
-      <w:pPr>
-        <w:keepNext/>
-        <w:spacing w:before="280" w:after="120"/>
-      </w:pPr>
-      <w:r>
-        <w:rPr>
-          <w:rFonts w:ascii="Arial" w:hAnsi="Arial"/>
-          <w:b/>
-          <w:color w:val="0F7E9B"/>
-          <w:sz w:val="26"/>
-        </w:rPr>
-        <w:t>🏫 4 Active Classroom Facilitation Strategies</w:t>
-      </w:r>
-    </w:p>
-    <w:p>
-      <w:pPr>
-        <w:keepNext/>
-        <w:spacing w:before="200" w:after="80"/>
-      </w:pPr>
-      <w:r>
-        <w:rPr>
-          <w:rFonts w:ascii="Arial" w:hAnsi="Arial"/>
-          <w:b/>
-          <w:color w:val="D67B19"/>
-          <w:sz w:val="22"/>
-        </w:rPr>
-        <w:t>1. Four Corners Kinesthetic Match (15–20 min)</w:t>
-      </w:r>
-    </w:p>
-    <w:p>
-      <w:pPr>
-        <w:spacing w:after="60"/>
-      </w:pPr>
-      <w:r>
-        <w:rPr>
-          <w:color w:val="1E293B"/>
-          <w:sz w:val="19"/>
-        </w:rPr>
-        <w:t>• Setup: Project the simulation at the front of the room. Label the 4 walls/corners with large letter signs (A, B, C, D).</w:t>
-      </w:r>
-    </w:p>
-    <w:p>
-      <w:pPr>
-        <w:spacing w:after="60"/>
-      </w:pPr>
-      <w:r>
-        <w:rPr>
-          <w:color w:val="1E293B"/>
-          <w:sz w:val="19"/>
-        </w:rPr>
-        <w:t>• Procedure: Play an animation (e.g. Motion #4). Give pairs 30 seconds to analyze the motion map dots, then call 'Commit!'. Students walk to their chosen graph corner.</w:t>
-      </w:r>
-    </w:p>
-    <w:p>
-      <w:pPr>
-        <w:spacing w:after="60"/>
-      </w:pPr>
-      <w:r>
-        <w:rPr>
-          <w:color w:val="1E293B"/>
-          <w:sz w:val="19"/>
-        </w:rPr>
-        <w:t>• Discourse: Call on one spokesperson from each occupied corner to defend their choice using physical evidence (e.g., 'The dots got closer together before stopping, which means slope flattens out...').</w:t>
-      </w:r>
-    </w:p>
-    <w:p>
-      <w:pPr>
-        <w:keepNext/>
-        <w:spacing w:before="200" w:after="80"/>
-      </w:pPr>
-      <w:r>
-        <w:rPr>
-          <w:rFonts w:ascii="Arial" w:hAnsi="Arial"/>
-          <w:b/>
-          <w:color w:val="D67B19"/>
-          <w:sz w:val="22"/>
-        </w:rPr>
-        <w:t>2. Whiteboard Prediction Sketching (10–15 min)</w:t>
-      </w:r>
-    </w:p>
-    <w:p>
-      <w:pPr>
-        <w:spacing w:after="60"/>
-      </w:pPr>
-      <w:r>
-        <w:rPr>
-          <w:color w:val="1E293B"/>
-          <w:sz w:val="19"/>
-        </w:rPr>
-        <w:t>• Setup: Distribute small whiteboards and markers to student pairs.</w:t>
-      </w:r>
-    </w:p>
-    <w:p>
-      <w:pPr>
-        <w:spacing w:after="60"/>
-      </w:pPr>
-      <w:r>
-        <w:rPr>
-          <w:color w:val="1E293B"/>
-          <w:sz w:val="19"/>
-        </w:rPr>
-        <w:t>• Procedure: Switch the simulation to the '✏️ Prediction Sketch' tab. Play the motion. Students must sketch their predicted x-t and v-t graphs before revealing any letter choices.</w:t>
-      </w:r>
-    </w:p>
-    <w:p>
-      <w:pPr>
-        <w:spacing w:after="60"/>
-      </w:pPr>
-      <w:r>
-        <w:rPr>
-          <w:color w:val="1E293B"/>
-          <w:sz w:val="19"/>
-        </w:rPr>
-        <w:t>• Pedagogical Benefit: Capitalizes on the 'Generation Effect'—forcing cognitive retrieval prior to multiple-choice recognition increases retention by over 30%.</w:t>
-      </w:r>
-    </w:p>
-    <w:p>
-      <w:pPr>
-        <w:keepNext/>
-        <w:spacing w:before="200" w:after="80"/>
-      </w:pPr>
-      <w:r>
-        <w:rPr>
-          <w:rFonts w:ascii="Arial" w:hAnsi="Arial"/>
-          <w:b/>
-          <w:color w:val="D67B19"/>
-          <w:sz w:val="22"/>
-        </w:rPr>
-        <w:t>3. Socratic Diagnostic Debriefs (Formative Interventions)</w:t>
-      </w:r>
-    </w:p>
-    <w:p>
-      <w:pPr>
-        <w:spacing w:after="60"/>
-      </w:pPr>
-      <w:r>
-        <w:rPr>
-          <w:color w:val="1E293B"/>
-          <w:sz w:val="19"/>
-        </w:rPr>
-        <w:t>• Strategy: When a student makes an error, avoid giving the correct answer. Use the simulation's diagnostic prompts:</w:t>
-      </w:r>
-    </w:p>
-    <w:p>
-      <w:pPr>
-        <w:spacing w:after="60"/>
-      </w:pPr>
-      <w:r>
-        <w:rPr>
-          <w:color w:val="1E293B"/>
-          <w:sz w:val="19"/>
-        </w:rPr>
-        <w:t xml:space="preserve">  - 'Look at the vertical axis label. Does this graph tell us where the car is, or how fast it is moving?'</w:t>
-      </w:r>
-    </w:p>
-    <w:p>
-      <w:pPr>
-        <w:spacing w:after="60"/>
-      </w:pPr>
-      <w:r>
-        <w:rPr>
-          <w:color w:val="1E293B"/>
-          <w:sz w:val="19"/>
-        </w:rPr>
-        <w:t xml:space="preserve">  - 'Use the Time Scrubber to pause at t = 1.5s. Look at the amber velocity arrow. Which way is it pointing?'</w:t>
-      </w:r>
-    </w:p>
-    <w:p>
-      <w:pPr>
-        <w:keepNext/>
-        <w:spacing w:before="200" w:after="80"/>
-      </w:pPr>
-      <w:r>
-        <w:rPr>
-          <w:rFonts w:ascii="Arial" w:hAnsi="Arial"/>
-          <w:b/>
-          <w:color w:val="D67B19"/>
-          <w:sz w:val="22"/>
-        </w:rPr>
-        <w:t>4. Scenario Builder Peer-Review Stations (15–20 min)</w:t>
-      </w:r>
-    </w:p>
-    <w:p>
-      <w:pPr>
-        <w:spacing w:after="60"/>
-      </w:pPr>
-      <w:r>
-        <w:rPr>
-          <w:color w:val="1E293B"/>
-          <w:sz w:val="19"/>
-        </w:rPr>
-        <w:t>• Setup: Have students switch to the '🛠️ Scenario Builder' tab.</w:t>
-      </w:r>
-    </w:p>
-    <w:p>
-      <w:pPr>
-        <w:spacing w:after="60"/>
-      </w:pPr>
-      <w:r>
-        <w:rPr>
-          <w:color w:val="1E293B"/>
-          <w:sz w:val="19"/>
-        </w:rPr>
-        <w:t>• Task: Students program a custom 2-stage or 3-stage motion and challenge their partner to sketch the exact motion map and graph curves.</w:t>
-      </w:r>
-    </w:p>
-    <w:p>
-      <w:pPr>
-        <w:spacing w:after="60"/>
-      </w:pPr>
-      <w:r>
-        <w:rPr>
-          <w:color w:val="1E293B"/>
-          <w:sz w:val="19"/>
-        </w:rPr>
-        <w:t>• Extension: Ask advanced students to design a motion where velocity is negative but acceleration is positive, and explain the physical feeling of riding inside that car.</w:t>
-      </w:r>
-    </w:p>
     <w:sectPr>
       <w:pgSz w:w="12240" w:h="15840"/>
       <w:pgMar w:top="1080" w:right="1080" w:bottom="1080" w:left="1080" w:header="720" w:footer="720" w:gutter="0"/>

--- a/Graph_That_Motion_Teacher_Guide.docx
+++ b/Graph_That_Motion_Teacher_Guide.docx
@@ -25,22 +25,22 @@
           <w:rFonts w:ascii="Arial" w:hAnsi="Arial"/>
           <w:b/>
           <w:color w:val="0F7E9B"/>
-          <w:sz w:val="36"/>
+          <w:sz w:val="34"/>
         </w:rPr>
         <w:t>Kinematics Studio: Coco's Motion Lab — Teacher Guide</w:t>
       </w:r>
     </w:p>
     <w:p>
       <w:pPr>
-        <w:spacing w:after="240"/>
+        <w:spacing w:after="200"/>
       </w:pPr>
       <w:r>
         <w:rPr>
           <w:rFonts w:ascii="Arial" w:hAnsi="Arial"/>
           <w:color w:val="64748B"/>
-          <w:sz w:val="20"/>
+          <w:sz w:val="19"/>
         </w:rPr>
-        <w:t>Complete Answer Key, Diagnostic Taxonomy &amp; PER Lesson Plan</w:t>
+        <w:t>Complete Pedagogical Blueprint, Unit Taxonomy &amp; Answer Keys</w:t>
       </w:r>
     </w:p>
     <w:tbl>
@@ -56,27 +56,27 @@
       <w:tr>
         <w:tc>
           <w:tcPr>
-            <w:tcW w:type="dxa" w:w="10080"/>
+            <w:tcW w:type="dxa" w:w="10224"/>
             <w:shd w:val="clear" w:color="auto" w:fill="E6F4F8"/>
             <w:tcMar>
-              <w:top w:w="140" w:type="dxa"/>
-              <w:bottom w:w="140" w:type="dxa"/>
-              <w:left w:w="180" w:type="dxa"/>
-              <w:right w:w="180" w:type="dxa"/>
+              <w:top w:w="120" w:type="dxa"/>
+              <w:bottom w:w="120" w:type="dxa"/>
+              <w:left w:w="160" w:type="dxa"/>
+              <w:right w:w="160" w:type="dxa"/>
             </w:tcMar>
           </w:tcPr>
           <w:p>
             <w:pPr>
-              <w:spacing w:after="80"/>
+              <w:spacing w:after="60"/>
             </w:pPr>
             <w:r>
               <w:rPr>
                 <w:rFonts w:ascii="Arial" w:hAnsi="Arial"/>
                 <w:b/>
                 <w:color w:val="0F7E9B"/>
-                <w:sz w:val="21"/>
+                <w:sz w:val="20"/>
               </w:rPr>
-              <w:t>📋 Pedagogical Scope &amp; Objectives</w:t>
+              <w:t>📋 Unit Structuring for On-Level &amp; Advanced Physics</w:t>
             </w:r>
           </w:p>
           <w:p>
@@ -87,9 +87,9 @@
               <w:rPr>
                 <w:rFonts w:ascii="Arial" w:hAnsi="Arial"/>
                 <w:color w:val="1E293B"/>
-                <w:sz w:val="19"/>
+                <w:sz w:val="18"/>
               </w:rPr>
-              <w:t>This module features Coco the Black Pug to address core Physics Education Research (PER) kinematics targets:</w:t>
+              <w:t>• Unit 1 (CVPM / Constant Velocity): Focuses exclusively on uniform motion, initial position (y-intercept), direction of motion (sign of slope), and comparative speed (magnitude of slope). Zero acceleration throughout.</w:t>
             </w:r>
           </w:p>
           <w:p>
@@ -100,35 +100,9 @@
               <w:rPr>
                 <w:rFonts w:ascii="Arial" w:hAnsi="Arial"/>
                 <w:color w:val="1E293B"/>
-                <w:sz w:val="19"/>
+                <w:sz w:val="18"/>
               </w:rPr>
-              <w:t>1. Slope-as-Rate: Reinforces that the tangent slope of x-t is instantaneous velocity, and the slope of v-t is acceleration.</w:t>
-            </w:r>
-          </w:p>
-          <w:p>
-            <w:pPr>
-              <w:spacing w:after="40"/>
-            </w:pPr>
-            <w:r>
-              <w:rPr>
-                <w:rFonts w:ascii="Arial" w:hAnsi="Arial"/>
-                <w:color w:val="1E293B"/>
-                <w:sz w:val="19"/>
-              </w:rPr>
-              <w:t>2. Sign of Vector Components: Disentangles negative position (location) from negative velocity (direction) and negative acceleration (net force direction).</w:t>
-            </w:r>
-          </w:p>
-          <w:p>
-            <w:pPr>
-              <w:spacing w:after="40"/>
-            </w:pPr>
-            <w:r>
-              <w:rPr>
-                <w:rFonts w:ascii="Arial" w:hAnsi="Arial"/>
-                <w:color w:val="1E293B"/>
-                <w:sz w:val="19"/>
-              </w:rPr>
-              <w:t>3. Pawprint Motion Map Alignment: Bridges concrete physical space with abstract graphical coordinate spaces.</w:t>
+              <w:t>• Unit 2 (CAPM / Acceleration): Introduces non-zero acceleration, curved position trajectories, linear velocity slopes, and turning points.</w:t>
             </w:r>
           </w:p>
         </w:tc>
@@ -136,7 +110,7 @@
     </w:tbl>
     <w:p>
       <w:pPr>
-        <w:spacing w:after="120"/>
+        <w:spacing w:after="80"/>
       </w:pPr>
     </w:p>
     <w:p>
@@ -149,9 +123,9 @@
           <w:rFonts w:ascii="Arial" w:hAnsi="Arial"/>
           <w:b/>
           <w:color w:val="0F7E9B"/>
-          <w:sz w:val="28"/>
+          <w:sz w:val="27"/>
         </w:rPr>
-        <w:t>🔑 Complete 10-Mission Answer Key &amp; Misconception Breakdown</w:t>
+        <w:t>🔑 Complete Constant Velocity (CVPM) Answer Key</w:t>
       </w:r>
     </w:p>
     <w:tbl>
@@ -162,10 +136,10 @@
         <w:tblLook w:firstColumn="1" w:firstRow="1" w:lastColumn="0" w:lastRow="0" w:noHBand="0" w:noVBand="1" w:val="04A0"/>
       </w:tblPr>
       <w:tblGrid>
-        <w:gridCol w:w="2520"/>
-        <w:gridCol w:w="2520"/>
-        <w:gridCol w:w="2520"/>
-        <w:gridCol w:w="2520"/>
+        <w:gridCol w:w="2556"/>
+        <w:gridCol w:w="2556"/>
+        <w:gridCol w:w="2556"/>
+        <w:gridCol w:w="2556"/>
       </w:tblGrid>
       <w:tr>
         <w:tc>
@@ -173,113 +147,8 @@
             <w:tcW w:type="dxa" w:w="1152"/>
             <w:shd w:val="clear" w:color="auto" w:fill="0F7E9B"/>
             <w:tcMar>
-              <w:top w:w="100" w:type="dxa"/>
-              <w:bottom w:w="100" w:type="dxa"/>
-              <w:left w:w="100" w:type="dxa"/>
-              <w:right w:w="100" w:type="dxa"/>
-            </w:tcMar>
-          </w:tcPr>
-          <w:p>
-            <w:pPr>
-              <w:jc w:val="center"/>
-            </w:pPr>
-            <w:r>
-              <w:rPr>
-                <w:rFonts w:ascii="Arial" w:hAnsi="Arial"/>
-                <w:b/>
-                <w:color w:val="FFFFFF"/>
-                <w:sz w:val="19"/>
-              </w:rPr>
-              <w:t>Mission</w:t>
-            </w:r>
-          </w:p>
-        </w:tc>
-        <w:tc>
-          <w:tcPr>
-            <w:tcW w:type="dxa" w:w="1296"/>
-            <w:shd w:val="clear" w:color="auto" w:fill="0F7E9B"/>
-            <w:tcMar>
-              <w:top w:w="100" w:type="dxa"/>
-              <w:bottom w:w="100" w:type="dxa"/>
-              <w:left w:w="100" w:type="dxa"/>
-              <w:right w:w="100" w:type="dxa"/>
-            </w:tcMar>
-          </w:tcPr>
-          <w:p>
-            <w:pPr>
-              <w:jc w:val="center"/>
-            </w:pPr>
-            <w:r>
-              <w:rPr>
-                <w:rFonts w:ascii="Arial" w:hAnsi="Arial"/>
-                <w:b/>
-                <w:color w:val="FFFFFF"/>
-                <w:sz w:val="19"/>
-              </w:rPr>
-              <w:t>Graph</w:t>
-            </w:r>
-          </w:p>
-        </w:tc>
-        <w:tc>
-          <w:tcPr>
-            <w:tcW w:type="dxa" w:w="4032"/>
-            <w:shd w:val="clear" w:color="auto" w:fill="0F7E9B"/>
-            <w:tcMar>
-              <w:top w:w="100" w:type="dxa"/>
-              <w:bottom w:w="100" w:type="dxa"/>
-              <w:left w:w="100" w:type="dxa"/>
-              <w:right w:w="100" w:type="dxa"/>
-            </w:tcMar>
-          </w:tcPr>
-          <w:p>
-            <w:pPr>
-              <w:jc w:val="left"/>
-            </w:pPr>
-            <w:r>
-              <w:rPr>
-                <w:rFonts w:ascii="Arial" w:hAnsi="Arial"/>
-                <w:b/>
-                <w:color w:val="FFFFFF"/>
-                <w:sz w:val="19"/>
-              </w:rPr>
-              <w:t>Exact Kinematic Motion Breakdown</w:t>
-            </w:r>
-          </w:p>
-        </w:tc>
-        <w:tc>
-          <w:tcPr>
-            <w:tcW w:type="dxa" w:w="3312"/>
-            <w:shd w:val="clear" w:color="auto" w:fill="0F7E9B"/>
-            <w:tcMar>
-              <w:top w:w="100" w:type="dxa"/>
-              <w:bottom w:w="100" w:type="dxa"/>
-              <w:left w:w="100" w:type="dxa"/>
-              <w:right w:w="100" w:type="dxa"/>
-            </w:tcMar>
-          </w:tcPr>
-          <w:p>
-            <w:pPr>
-              <w:jc w:val="left"/>
-            </w:pPr>
-            <w:r>
-              <w:rPr>
-                <w:rFonts w:ascii="Arial" w:hAnsi="Arial"/>
-                <w:b/>
-                <w:color w:val="FFFFFF"/>
-                <w:sz w:val="19"/>
-              </w:rPr>
-              <w:t>Targeted Student Misconception</w:t>
-            </w:r>
-          </w:p>
-        </w:tc>
-      </w:tr>
-      <w:tr>
-        <w:tc>
-          <w:tcPr>
-            <w:tcW w:type="dxa" w:w="1152"/>
-            <w:tcMar>
-              <w:top w:w="70" w:type="dxa"/>
-              <w:bottom w:w="70" w:type="dxa"/>
+              <w:top w:w="80" w:type="dxa"/>
+              <w:bottom w:w="80" w:type="dxa"/>
               <w:left w:w="90" w:type="dxa"/>
               <w:right w:w="90" w:type="dxa"/>
             </w:tcMar>
@@ -292,19 +161,20 @@
               <w:rPr>
                 <w:rFonts w:ascii="Arial" w:hAnsi="Arial"/>
                 <w:b/>
-                <w:color w:val="0F7E9B"/>
+                <w:color w:val="FFFFFF"/>
                 <w:sz w:val="18"/>
               </w:rPr>
-              <w:t>#1</w:t>
+              <w:t>Card</w:t>
             </w:r>
           </w:p>
         </w:tc>
         <w:tc>
           <w:tcPr>
             <w:tcW w:type="dxa" w:w="1296"/>
+            <w:shd w:val="clear" w:color="auto" w:fill="0F7E9B"/>
             <w:tcMar>
-              <w:top w:w="70" w:type="dxa"/>
-              <w:bottom w:w="70" w:type="dxa"/>
+              <w:top w:w="80" w:type="dxa"/>
+              <w:bottom w:w="80" w:type="dxa"/>
               <w:left w:w="90" w:type="dxa"/>
               <w:right w:w="90" w:type="dxa"/>
             </w:tcMar>
@@ -317,19 +187,20 @@
               <w:rPr>
                 <w:rFonts w:ascii="Arial" w:hAnsi="Arial"/>
                 <w:b/>
-                <w:color w:val="D67B19"/>
+                <w:color w:val="FFFFFF"/>
                 <w:sz w:val="18"/>
               </w:rPr>
-              <w:t>x-t</w:t>
+              <w:t>Type</w:t>
             </w:r>
           </w:p>
         </w:tc>
         <w:tc>
           <w:tcPr>
             <w:tcW w:type="dxa" w:w="4032"/>
+            <w:shd w:val="clear" w:color="auto" w:fill="0F7E9B"/>
             <w:tcMar>
-              <w:top w:w="70" w:type="dxa"/>
-              <w:bottom w:w="70" w:type="dxa"/>
+              <w:top w:w="80" w:type="dxa"/>
+              <w:bottom w:w="80" w:type="dxa"/>
               <w:left w:w="90" w:type="dxa"/>
               <w:right w:w="90" w:type="dxa"/>
             </w:tcMar>
@@ -341,19 +212,21 @@
             <w:r>
               <w:rPr>
                 <w:rFonts w:ascii="Arial" w:hAnsi="Arial"/>
-                <w:color w:val="1E293B"/>
+                <w:b/>
+                <w:color w:val="FFFFFF"/>
                 <w:sz w:val="18"/>
               </w:rPr>
-              <w:t>x₀=10m, v₀=0, a=+1.8 m/s² (3.2s). Parabolic curve opening up from center.</w:t>
+              <w:t>Kinematic Analysis (a = 0)</w:t>
             </w:r>
           </w:p>
         </w:tc>
         <w:tc>
           <w:tcPr>
             <w:tcW w:type="dxa" w:w="3312"/>
+            <w:shd w:val="clear" w:color="auto" w:fill="0F7E9B"/>
             <w:tcMar>
-              <w:top w:w="70" w:type="dxa"/>
-              <w:bottom w:w="70" w:type="dxa"/>
+              <w:top w:w="80" w:type="dxa"/>
+              <w:bottom w:w="80" w:type="dxa"/>
               <w:left w:w="90" w:type="dxa"/>
               <w:right w:w="90" w:type="dxa"/>
             </w:tcMar>
@@ -365,10 +238,11 @@
             <w:r>
               <w:rPr>
                 <w:rFonts w:ascii="Arial" w:hAnsi="Arial"/>
-                <w:color w:val="1E293B"/>
+                <w:b/>
+                <w:color w:val="FFFFFF"/>
                 <w:sz w:val="18"/>
               </w:rPr>
-              <w:t>Confusing starting at x=10 with having non-zero initial speed.</w:t>
+              <w:t>Targeted PER Misconception</w:t>
             </w:r>
           </w:p>
         </w:tc>
@@ -377,12 +251,11 @@
         <w:tc>
           <w:tcPr>
             <w:tcW w:type="dxa" w:w="1152"/>
-            <w:shd w:val="clear" w:color="auto" w:fill="F8FAFC"/>
             <w:tcMar>
-              <w:top w:w="70" w:type="dxa"/>
-              <w:bottom w:w="70" w:type="dxa"/>
-              <w:left w:w="90" w:type="dxa"/>
-              <w:right w:w="90" w:type="dxa"/>
+              <w:top w:w="60" w:type="dxa"/>
+              <w:bottom w:w="60" w:type="dxa"/>
+              <w:left w:w="80" w:type="dxa"/>
+              <w:right w:w="80" w:type="dxa"/>
             </w:tcMar>
           </w:tcPr>
           <w:p>
@@ -394,21 +267,20 @@
                 <w:rFonts w:ascii="Arial" w:hAnsi="Arial"/>
                 <w:b/>
                 <w:color w:val="0F7E9B"/>
-                <w:sz w:val="18"/>
+                <w:sz w:val="17"/>
               </w:rPr>
-              <w:t>#2</w:t>
+              <w:t>CV-1</w:t>
             </w:r>
           </w:p>
         </w:tc>
         <w:tc>
           <w:tcPr>
             <w:tcW w:type="dxa" w:w="1296"/>
-            <w:shd w:val="clear" w:color="auto" w:fill="F8FAFC"/>
             <w:tcMar>
-              <w:top w:w="70" w:type="dxa"/>
-              <w:bottom w:w="70" w:type="dxa"/>
-              <w:left w:w="90" w:type="dxa"/>
-              <w:right w:w="90" w:type="dxa"/>
+              <w:top w:w="60" w:type="dxa"/>
+              <w:bottom w:w="60" w:type="dxa"/>
+              <w:left w:w="80" w:type="dxa"/>
+              <w:right w:w="80" w:type="dxa"/>
             </w:tcMar>
           </w:tcPr>
           <w:p>
@@ -418,23 +290,21 @@
             <w:r>
               <w:rPr>
                 <w:rFonts w:ascii="Arial" w:hAnsi="Arial"/>
-                <w:b/>
-                <w:color w:val="D67B19"/>
-                <w:sz w:val="18"/>
+                <w:color w:val="1E293B"/>
+                <w:sz w:val="17"/>
               </w:rPr>
-              <w:t>v-t</w:t>
+              <w:t>x-t</w:t>
             </w:r>
           </w:p>
         </w:tc>
         <w:tc>
           <w:tcPr>
             <w:tcW w:type="dxa" w:w="4032"/>
-            <w:shd w:val="clear" w:color="auto" w:fill="F8FAFC"/>
             <w:tcMar>
-              <w:top w:w="70" w:type="dxa"/>
-              <w:bottom w:w="70" w:type="dxa"/>
-              <w:left w:w="90" w:type="dxa"/>
-              <w:right w:w="90" w:type="dxa"/>
+              <w:top w:w="60" w:type="dxa"/>
+              <w:bottom w:w="60" w:type="dxa"/>
+              <w:left w:w="80" w:type="dxa"/>
+              <w:right w:w="80" w:type="dxa"/>
             </w:tcMar>
           </w:tcPr>
           <w:p>
@@ -445,21 +315,20 @@
               <w:rPr>
                 <w:rFonts w:ascii="Arial" w:hAnsi="Arial"/>
                 <w:color w:val="1E293B"/>
-                <w:sz w:val="18"/>
+                <w:sz w:val="17"/>
               </w:rPr>
-              <w:t>v₀=-7.5 m/s, a=+2.5 m/s² (3.0s). Straight line sloping from negative axis up to v=0.</w:t>
+              <w:t>x₀=2m, straight line with positive slope v=+3.5 m/s.</w:t>
             </w:r>
           </w:p>
         </w:tc>
         <w:tc>
           <w:tcPr>
             <w:tcW w:type="dxa" w:w="3312"/>
-            <w:shd w:val="clear" w:color="auto" w:fill="F8FAFC"/>
             <w:tcMar>
-              <w:top w:w="70" w:type="dxa"/>
-              <w:bottom w:w="70" w:type="dxa"/>
-              <w:left w:w="90" w:type="dxa"/>
-              <w:right w:w="90" w:type="dxa"/>
+              <w:top w:w="60" w:type="dxa"/>
+              <w:bottom w:w="60" w:type="dxa"/>
+              <w:left w:w="80" w:type="dxa"/>
+              <w:right w:w="80" w:type="dxa"/>
             </w:tcMar>
           </w:tcPr>
           <w:p>
@@ -470,9 +339,9 @@
               <w:rPr>
                 <w:rFonts w:ascii="Arial" w:hAnsi="Arial"/>
                 <w:color w:val="1E293B"/>
-                <w:sz w:val="18"/>
+                <w:sz w:val="17"/>
               </w:rPr>
-              <w:t>Believing positive acceleration must always mean speeding up.</w:t>
+              <w:t>Starting at x=2m does not mean starting from rest.</w:t>
             </w:r>
           </w:p>
         </w:tc>
@@ -481,11 +350,12 @@
         <w:tc>
           <w:tcPr>
             <w:tcW w:type="dxa" w:w="1152"/>
+            <w:shd w:val="clear" w:color="auto" w:fill="F8FAFC"/>
             <w:tcMar>
-              <w:top w:w="70" w:type="dxa"/>
-              <w:bottom w:w="70" w:type="dxa"/>
-              <w:left w:w="90" w:type="dxa"/>
-              <w:right w:w="90" w:type="dxa"/>
+              <w:top w:w="60" w:type="dxa"/>
+              <w:bottom w:w="60" w:type="dxa"/>
+              <w:left w:w="80" w:type="dxa"/>
+              <w:right w:w="80" w:type="dxa"/>
             </w:tcMar>
           </w:tcPr>
           <w:p>
@@ -497,20 +367,21 @@
                 <w:rFonts w:ascii="Arial" w:hAnsi="Arial"/>
                 <w:b/>
                 <w:color w:val="0F7E9B"/>
-                <w:sz w:val="18"/>
+                <w:sz w:val="17"/>
               </w:rPr>
-              <w:t>#3</w:t>
+              <w:t>CV-2</w:t>
             </w:r>
           </w:p>
         </w:tc>
         <w:tc>
           <w:tcPr>
             <w:tcW w:type="dxa" w:w="1296"/>
+            <w:shd w:val="clear" w:color="auto" w:fill="F8FAFC"/>
             <w:tcMar>
-              <w:top w:w="70" w:type="dxa"/>
-              <w:bottom w:w="70" w:type="dxa"/>
-              <w:left w:w="90" w:type="dxa"/>
-              <w:right w:w="90" w:type="dxa"/>
+              <w:top w:w="60" w:type="dxa"/>
+              <w:bottom w:w="60" w:type="dxa"/>
+              <w:left w:w="80" w:type="dxa"/>
+              <w:right w:w="80" w:type="dxa"/>
             </w:tcMar>
           </w:tcPr>
           <w:p>
@@ -520,22 +391,22 @@
             <w:r>
               <w:rPr>
                 <w:rFonts w:ascii="Arial" w:hAnsi="Arial"/>
-                <w:b/>
-                <w:color w:val="D67B19"/>
-                <w:sz w:val="18"/>
+                <w:color w:val="1E293B"/>
+                <w:sz w:val="17"/>
               </w:rPr>
-              <w:t>x-t</w:t>
+              <w:t>v-t</w:t>
             </w:r>
           </w:p>
         </w:tc>
         <w:tc>
           <w:tcPr>
             <w:tcW w:type="dxa" w:w="4032"/>
+            <w:shd w:val="clear" w:color="auto" w:fill="F8FAFC"/>
             <w:tcMar>
-              <w:top w:w="70" w:type="dxa"/>
-              <w:bottom w:w="70" w:type="dxa"/>
-              <w:left w:w="90" w:type="dxa"/>
-              <w:right w:w="90" w:type="dxa"/>
+              <w:top w:w="60" w:type="dxa"/>
+              <w:bottom w:w="60" w:type="dxa"/>
+              <w:left w:w="80" w:type="dxa"/>
+              <w:right w:w="80" w:type="dxa"/>
             </w:tcMar>
           </w:tcPr>
           <w:p>
@@ -546,20 +417,21 @@
               <w:rPr>
                 <w:rFonts w:ascii="Arial" w:hAnsi="Arial"/>
                 <w:color w:val="1E293B"/>
-                <w:sz w:val="18"/>
+                <w:sz w:val="17"/>
               </w:rPr>
-              <w:t>v=+3 m/s (2s, x=9m) then v=+6 m/s (1.8s, x=19.8m). Two connected positive linear slopes.</w:t>
+              <w:t>Horizontal line at v=-3.5 m/s below 0-axis for 4.0s.</w:t>
             </w:r>
           </w:p>
         </w:tc>
         <w:tc>
           <w:tcPr>
             <w:tcW w:type="dxa" w:w="3312"/>
+            <w:shd w:val="clear" w:color="auto" w:fill="F8FAFC"/>
             <w:tcMar>
-              <w:top w:w="70" w:type="dxa"/>
-              <w:bottom w:w="70" w:type="dxa"/>
-              <w:left w:w="90" w:type="dxa"/>
-              <w:right w:w="90" w:type="dxa"/>
+              <w:top w:w="60" w:type="dxa"/>
+              <w:bottom w:w="60" w:type="dxa"/>
+              <w:left w:w="80" w:type="dxa"/>
+              <w:right w:w="80" w:type="dxa"/>
             </w:tcMar>
           </w:tcPr>
           <w:p>
@@ -570,9 +442,9 @@
               <w:rPr>
                 <w:rFonts w:ascii="Arial" w:hAnsi="Arial"/>
                 <w:color w:val="1E293B"/>
-                <w:sz w:val="18"/>
+                <w:sz w:val="17"/>
               </w:rPr>
-              <w:t>Missing that steeper positive slope corresponds to greater speed.</w:t>
+              <w:t>Confusing negative velocity with slowing down.</w:t>
             </w:r>
           </w:p>
         </w:tc>
@@ -581,12 +453,11 @@
         <w:tc>
           <w:tcPr>
             <w:tcW w:type="dxa" w:w="1152"/>
-            <w:shd w:val="clear" w:color="auto" w:fill="F8FAFC"/>
             <w:tcMar>
-              <w:top w:w="70" w:type="dxa"/>
-              <w:bottom w:w="70" w:type="dxa"/>
-              <w:left w:w="90" w:type="dxa"/>
-              <w:right w:w="90" w:type="dxa"/>
+              <w:top w:w="60" w:type="dxa"/>
+              <w:bottom w:w="60" w:type="dxa"/>
+              <w:left w:w="80" w:type="dxa"/>
+              <w:right w:w="80" w:type="dxa"/>
             </w:tcMar>
           </w:tcPr>
           <w:p>
@@ -598,21 +469,20 @@
                 <w:rFonts w:ascii="Arial" w:hAnsi="Arial"/>
                 <w:b/>
                 <w:color w:val="0F7E9B"/>
-                <w:sz w:val="18"/>
+                <w:sz w:val="17"/>
               </w:rPr>
-              <w:t>#4</w:t>
+              <w:t>CV-3</w:t>
             </w:r>
           </w:p>
         </w:tc>
         <w:tc>
           <w:tcPr>
             <w:tcW w:type="dxa" w:w="1296"/>
-            <w:shd w:val="clear" w:color="auto" w:fill="F8FAFC"/>
             <w:tcMar>
-              <w:top w:w="70" w:type="dxa"/>
-              <w:bottom w:w="70" w:type="dxa"/>
-              <w:left w:w="90" w:type="dxa"/>
-              <w:right w:w="90" w:type="dxa"/>
+              <w:top w:w="60" w:type="dxa"/>
+              <w:bottom w:w="60" w:type="dxa"/>
+              <w:left w:w="80" w:type="dxa"/>
+              <w:right w:w="80" w:type="dxa"/>
             </w:tcMar>
           </w:tcPr>
           <w:p>
@@ -622,23 +492,21 @@
             <w:r>
               <w:rPr>
                 <w:rFonts w:ascii="Arial" w:hAnsi="Arial"/>
-                <w:b/>
-                <w:color w:val="D67B19"/>
-                <w:sz w:val="18"/>
+                <w:color w:val="1E293B"/>
+                <w:sz w:val="17"/>
               </w:rPr>
-              <w:t>v-t</w:t>
+              <w:t>x-t</w:t>
             </w:r>
           </w:p>
         </w:tc>
         <w:tc>
           <w:tcPr>
             <w:tcW w:type="dxa" w:w="4032"/>
-            <w:shd w:val="clear" w:color="auto" w:fill="F8FAFC"/>
             <w:tcMar>
-              <w:top w:w="70" w:type="dxa"/>
-              <w:bottom w:w="70" w:type="dxa"/>
-              <w:left w:w="90" w:type="dxa"/>
-              <w:right w:w="90" w:type="dxa"/>
+              <w:top w:w="60" w:type="dxa"/>
+              <w:bottom w:w="60" w:type="dxa"/>
+              <w:left w:w="80" w:type="dxa"/>
+              <w:right w:w="80" w:type="dxa"/>
             </w:tcMar>
           </w:tcPr>
           <w:p>
@@ -649,21 +517,20 @@
               <w:rPr>
                 <w:rFonts w:ascii="Arial" w:hAnsi="Arial"/>
                 <w:color w:val="1E293B"/>
-                <w:sz w:val="18"/>
+                <w:sz w:val="17"/>
               </w:rPr>
-              <w:t>v: +5 to 0 m/s (2s) → rest v=0 (1s) → accelerates 0 to -5.4 m/s (1.8s).</w:t>
+              <w:t>Horizontal flat line at x=12m (slope = 0 m/s).</w:t>
             </w:r>
           </w:p>
         </w:tc>
         <w:tc>
           <w:tcPr>
             <w:tcW w:type="dxa" w:w="3312"/>
-            <w:shd w:val="clear" w:color="auto" w:fill="F8FAFC"/>
             <w:tcMar>
-              <w:top w:w="70" w:type="dxa"/>
-              <w:bottom w:w="70" w:type="dxa"/>
-              <w:left w:w="90" w:type="dxa"/>
-              <w:right w:w="90" w:type="dxa"/>
+              <w:top w:w="60" w:type="dxa"/>
+              <w:bottom w:w="60" w:type="dxa"/>
+              <w:left w:w="80" w:type="dxa"/>
+              <w:right w:w="80" w:type="dxa"/>
             </w:tcMar>
           </w:tcPr>
           <w:p>
@@ -674,9 +541,9 @@
               <w:rPr>
                 <w:rFonts w:ascii="Arial" w:hAnsi="Arial"/>
                 <w:color w:val="1E293B"/>
-                <w:sz w:val="18"/>
+                <w:sz w:val="17"/>
               </w:rPr>
-              <w:t>Confusing the v=0 horizontal segment with 'at the origin x=0'.</w:t>
+              <w:t>Confusing flat position line with moving at constant speed.</w:t>
             </w:r>
           </w:p>
         </w:tc>
@@ -685,11 +552,12 @@
         <w:tc>
           <w:tcPr>
             <w:tcW w:type="dxa" w:w="1152"/>
+            <w:shd w:val="clear" w:color="auto" w:fill="F8FAFC"/>
             <w:tcMar>
-              <w:top w:w="70" w:type="dxa"/>
-              <w:bottom w:w="70" w:type="dxa"/>
-              <w:left w:w="90" w:type="dxa"/>
-              <w:right w:w="90" w:type="dxa"/>
+              <w:top w:w="60" w:type="dxa"/>
+              <w:bottom w:w="60" w:type="dxa"/>
+              <w:left w:w="80" w:type="dxa"/>
+              <w:right w:w="80" w:type="dxa"/>
             </w:tcMar>
           </w:tcPr>
           <w:p>
@@ -701,20 +569,21 @@
                 <w:rFonts w:ascii="Arial" w:hAnsi="Arial"/>
                 <w:b/>
                 <w:color w:val="0F7E9B"/>
-                <w:sz w:val="18"/>
+                <w:sz w:val="17"/>
               </w:rPr>
-              <w:t>#5</w:t>
+              <w:t>CV-4</w:t>
             </w:r>
           </w:p>
         </w:tc>
         <w:tc>
           <w:tcPr>
             <w:tcW w:type="dxa" w:w="1296"/>
+            <w:shd w:val="clear" w:color="auto" w:fill="F8FAFC"/>
             <w:tcMar>
-              <w:top w:w="70" w:type="dxa"/>
-              <w:bottom w:w="70" w:type="dxa"/>
-              <w:left w:w="90" w:type="dxa"/>
-              <w:right w:w="90" w:type="dxa"/>
+              <w:top w:w="60" w:type="dxa"/>
+              <w:bottom w:w="60" w:type="dxa"/>
+              <w:left w:w="80" w:type="dxa"/>
+              <w:right w:w="80" w:type="dxa"/>
             </w:tcMar>
           </w:tcPr>
           <w:p>
@@ -724,22 +593,22 @@
             <w:r>
               <w:rPr>
                 <w:rFonts w:ascii="Arial" w:hAnsi="Arial"/>
-                <w:b/>
-                <w:color w:val="D67B19"/>
-                <w:sz w:val="18"/>
+                <w:color w:val="1E293B"/>
+                <w:sz w:val="17"/>
               </w:rPr>
-              <w:t>x-t</w:t>
+              <w:t>v-t</w:t>
             </w:r>
           </w:p>
         </w:tc>
         <w:tc>
           <w:tcPr>
             <w:tcW w:type="dxa" w:w="4032"/>
+            <w:shd w:val="clear" w:color="auto" w:fill="F8FAFC"/>
             <w:tcMar>
-              <w:top w:w="70" w:type="dxa"/>
-              <w:bottom w:w="70" w:type="dxa"/>
-              <w:left w:w="90" w:type="dxa"/>
-              <w:right w:w="90" w:type="dxa"/>
+              <w:top w:w="60" w:type="dxa"/>
+              <w:bottom w:w="60" w:type="dxa"/>
+              <w:left w:w="80" w:type="dxa"/>
+              <w:right w:w="80" w:type="dxa"/>
             </w:tcMar>
           </w:tcPr>
           <w:p>
@@ -750,20 +619,21 @@
               <w:rPr>
                 <w:rFonts w:ascii="Arial" w:hAnsi="Arial"/>
                 <w:color w:val="1E293B"/>
-                <w:sz w:val="18"/>
+                <w:sz w:val="17"/>
               </w:rPr>
-              <w:t>v=-4 m/s (1.8s) → rest plateau at x=10.8m (1.5s) → v=-4 m/s (1.8s).</w:t>
+              <w:t>Horizontal line at v=+7.0 m/s above 0-axis for 2.5s.</w:t>
             </w:r>
           </w:p>
         </w:tc>
         <w:tc>
           <w:tcPr>
             <w:tcW w:type="dxa" w:w="3312"/>
+            <w:shd w:val="clear" w:color="auto" w:fill="F8FAFC"/>
             <w:tcMar>
-              <w:top w:w="70" w:type="dxa"/>
-              <w:bottom w:w="70" w:type="dxa"/>
-              <w:left w:w="90" w:type="dxa"/>
-              <w:right w:w="90" w:type="dxa"/>
+              <w:top w:w="60" w:type="dxa"/>
+              <w:bottom w:w="60" w:type="dxa"/>
+              <w:left w:w="80" w:type="dxa"/>
+              <w:right w:w="80" w:type="dxa"/>
             </w:tcMar>
           </w:tcPr>
           <w:p>
@@ -774,9 +644,9 @@
               <w:rPr>
                 <w:rFonts w:ascii="Arial" w:hAnsi="Arial"/>
                 <w:color w:val="1E293B"/>
-                <w:sz w:val="18"/>
+                <w:sz w:val="17"/>
               </w:rPr>
-              <w:t>Thinking that a horizontal flat plateau on x-t means constant speed.</w:t>
+              <w:t>Relating vertical height on v-t to physical track position.</w:t>
             </w:r>
           </w:p>
         </w:tc>
@@ -785,12 +655,11 @@
         <w:tc>
           <w:tcPr>
             <w:tcW w:type="dxa" w:w="1152"/>
-            <w:shd w:val="clear" w:color="auto" w:fill="F8FAFC"/>
             <w:tcMar>
-              <w:top w:w="70" w:type="dxa"/>
-              <w:bottom w:w="70" w:type="dxa"/>
-              <w:left w:w="90" w:type="dxa"/>
-              <w:right w:w="90" w:type="dxa"/>
+              <w:top w:w="60" w:type="dxa"/>
+              <w:bottom w:w="60" w:type="dxa"/>
+              <w:left w:w="80" w:type="dxa"/>
+              <w:right w:w="80" w:type="dxa"/>
             </w:tcMar>
           </w:tcPr>
           <w:p>
@@ -802,21 +671,20 @@
                 <w:rFonts w:ascii="Arial" w:hAnsi="Arial"/>
                 <w:b/>
                 <w:color w:val="0F7E9B"/>
-                <w:sz w:val="18"/>
+                <w:sz w:val="17"/>
               </w:rPr>
-              <w:t>#6</w:t>
+              <w:t>CV-5</w:t>
             </w:r>
           </w:p>
         </w:tc>
         <w:tc>
           <w:tcPr>
             <w:tcW w:type="dxa" w:w="1296"/>
-            <w:shd w:val="clear" w:color="auto" w:fill="F8FAFC"/>
             <w:tcMar>
-              <w:top w:w="70" w:type="dxa"/>
-              <w:bottom w:w="70" w:type="dxa"/>
-              <w:left w:w="90" w:type="dxa"/>
-              <w:right w:w="90" w:type="dxa"/>
+              <w:top w:w="60" w:type="dxa"/>
+              <w:bottom w:w="60" w:type="dxa"/>
+              <w:left w:w="80" w:type="dxa"/>
+              <w:right w:w="80" w:type="dxa"/>
             </w:tcMar>
           </w:tcPr>
           <w:p>
@@ -826,9 +694,8 @@
             <w:r>
               <w:rPr>
                 <w:rFonts w:ascii="Arial" w:hAnsi="Arial"/>
-                <w:b/>
-                <w:color w:val="D67B19"/>
-                <w:sz w:val="18"/>
+                <w:color w:val="1E293B"/>
+                <w:sz w:val="17"/>
               </w:rPr>
               <w:t>x-t</w:t>
             </w:r>
@@ -837,12 +704,11 @@
         <w:tc>
           <w:tcPr>
             <w:tcW w:type="dxa" w:w="4032"/>
-            <w:shd w:val="clear" w:color="auto" w:fill="F8FAFC"/>
             <w:tcMar>
-              <w:top w:w="70" w:type="dxa"/>
-              <w:bottom w:w="70" w:type="dxa"/>
-              <w:left w:w="90" w:type="dxa"/>
-              <w:right w:w="90" w:type="dxa"/>
+              <w:top w:w="60" w:type="dxa"/>
+              <w:bottom w:w="60" w:type="dxa"/>
+              <w:left w:w="80" w:type="dxa"/>
+              <w:right w:w="80" w:type="dxa"/>
             </w:tcMar>
           </w:tcPr>
           <w:p>
@@ -853,21 +719,20 @@
               <w:rPr>
                 <w:rFonts w:ascii="Arial" w:hAnsi="Arial"/>
                 <w:color w:val="1E293B"/>
-                <w:sz w:val="18"/>
+                <w:sz w:val="17"/>
               </w:rPr>
-              <w:t>v₀=+6 m/s, a=-2.4 m/s² (4s). Parabolic arch peaking at t=2.5s (v=0), reversing left.</w:t>
+              <w:t>Straight +slope → flat plateau (rest) → straight +slope.</w:t>
             </w:r>
           </w:p>
         </w:tc>
         <w:tc>
           <w:tcPr>
             <w:tcW w:type="dxa" w:w="3312"/>
-            <w:shd w:val="clear" w:color="auto" w:fill="F8FAFC"/>
             <w:tcMar>
-              <w:top w:w="70" w:type="dxa"/>
-              <w:bottom w:w="70" w:type="dxa"/>
-              <w:left w:w="90" w:type="dxa"/>
-              <w:right w:w="90" w:type="dxa"/>
+              <w:top w:w="60" w:type="dxa"/>
+              <w:bottom w:w="60" w:type="dxa"/>
+              <w:left w:w="80" w:type="dxa"/>
+              <w:right w:w="80" w:type="dxa"/>
             </w:tcMar>
           </w:tcPr>
           <w:p>
@@ -878,9 +743,9 @@
               <w:rPr>
                 <w:rFonts w:ascii="Arial" w:hAnsi="Arial"/>
                 <w:color w:val="1E293B"/>
-                <w:sz w:val="18"/>
+                <w:sz w:val="17"/>
               </w:rPr>
-              <w:t>Mistaking an inverted parabolic arc for a physical hill.</w:t>
+              <w:t>Confusing flat pause with turning backward.</w:t>
             </w:r>
           </w:p>
         </w:tc>
@@ -889,11 +754,12 @@
         <w:tc>
           <w:tcPr>
             <w:tcW w:type="dxa" w:w="1152"/>
+            <w:shd w:val="clear" w:color="auto" w:fill="F8FAFC"/>
             <w:tcMar>
-              <w:top w:w="70" w:type="dxa"/>
-              <w:bottom w:w="70" w:type="dxa"/>
-              <w:left w:w="90" w:type="dxa"/>
-              <w:right w:w="90" w:type="dxa"/>
+              <w:top w:w="60" w:type="dxa"/>
+              <w:bottom w:w="60" w:type="dxa"/>
+              <w:left w:w="80" w:type="dxa"/>
+              <w:right w:w="80" w:type="dxa"/>
             </w:tcMar>
           </w:tcPr>
           <w:p>
@@ -905,20 +771,21 @@
                 <w:rFonts w:ascii="Arial" w:hAnsi="Arial"/>
                 <w:b/>
                 <w:color w:val="0F7E9B"/>
-                <w:sz w:val="18"/>
+                <w:sz w:val="17"/>
               </w:rPr>
-              <w:t>#7</w:t>
+              <w:t>CV-6</w:t>
             </w:r>
           </w:p>
         </w:tc>
         <w:tc>
           <w:tcPr>
             <w:tcW w:type="dxa" w:w="1296"/>
+            <w:shd w:val="clear" w:color="auto" w:fill="F8FAFC"/>
             <w:tcMar>
-              <w:top w:w="70" w:type="dxa"/>
-              <w:bottom w:w="70" w:type="dxa"/>
-              <w:left w:w="90" w:type="dxa"/>
-              <w:right w:w="90" w:type="dxa"/>
+              <w:top w:w="60" w:type="dxa"/>
+              <w:bottom w:w="60" w:type="dxa"/>
+              <w:left w:w="80" w:type="dxa"/>
+              <w:right w:w="80" w:type="dxa"/>
             </w:tcMar>
           </w:tcPr>
           <w:p>
@@ -928,22 +795,22 @@
             <w:r>
               <w:rPr>
                 <w:rFonts w:ascii="Arial" w:hAnsi="Arial"/>
-                <w:b/>
-                <w:color w:val="D67B19"/>
-                <w:sz w:val="18"/>
+                <w:color w:val="1E293B"/>
+                <w:sz w:val="17"/>
               </w:rPr>
-              <w:t>v-t</w:t>
+              <w:t>x-t</w:t>
             </w:r>
           </w:p>
         </w:tc>
         <w:tc>
           <w:tcPr>
             <w:tcW w:type="dxa" w:w="4032"/>
+            <w:shd w:val="clear" w:color="auto" w:fill="F8FAFC"/>
             <w:tcMar>
-              <w:top w:w="70" w:type="dxa"/>
-              <w:bottom w:w="70" w:type="dxa"/>
-              <w:left w:w="90" w:type="dxa"/>
-              <w:right w:w="90" w:type="dxa"/>
+              <w:top w:w="60" w:type="dxa"/>
+              <w:bottom w:w="60" w:type="dxa"/>
+              <w:left w:w="80" w:type="dxa"/>
+              <w:right w:w="80" w:type="dxa"/>
             </w:tcMar>
           </w:tcPr>
           <w:p>
@@ -954,20 +821,21 @@
               <w:rPr>
                 <w:rFonts w:ascii="Arial" w:hAnsi="Arial"/>
                 <w:color w:val="1E293B"/>
-                <w:sz w:val="18"/>
+                <w:sz w:val="17"/>
               </w:rPr>
-              <w:t>a=+4 m/s² from rest to v=6 m/s (1.5s) → horizontal cruise at v=6 m/s (2.2s).</w:t>
+              <w:t>Straight +slope → flat pause → straight -slope back to x=2m.</w:t>
             </w:r>
           </w:p>
         </w:tc>
         <w:tc>
           <w:tcPr>
             <w:tcW w:type="dxa" w:w="3312"/>
+            <w:shd w:val="clear" w:color="auto" w:fill="F8FAFC"/>
             <w:tcMar>
-              <w:top w:w="70" w:type="dxa"/>
-              <w:bottom w:w="70" w:type="dxa"/>
-              <w:left w:w="90" w:type="dxa"/>
-              <w:right w:w="90" w:type="dxa"/>
+              <w:top w:w="60" w:type="dxa"/>
+              <w:bottom w:w="60" w:type="dxa"/>
+              <w:left w:w="80" w:type="dxa"/>
+              <w:right w:w="80" w:type="dxa"/>
             </w:tcMar>
           </w:tcPr>
           <w:p>
@@ -978,9 +846,9 @@
               <w:rPr>
                 <w:rFonts w:ascii="Arial" w:hAnsi="Arial"/>
                 <w:color w:val="1E293B"/>
-                <w:sz w:val="18"/>
+                <w:sz w:val="17"/>
               </w:rPr>
-              <w:t>Confusing horizontal plateau on v-t (constant speed) with rest.</w:t>
+              <w:t>Thinking an inverted V-shape is walking up a physical hill.</w:t>
             </w:r>
           </w:p>
         </w:tc>
@@ -989,12 +857,11 @@
         <w:tc>
           <w:tcPr>
             <w:tcW w:type="dxa" w:w="1152"/>
-            <w:shd w:val="clear" w:color="auto" w:fill="F8FAFC"/>
             <w:tcMar>
-              <w:top w:w="70" w:type="dxa"/>
-              <w:bottom w:w="70" w:type="dxa"/>
-              <w:left w:w="90" w:type="dxa"/>
-              <w:right w:w="90" w:type="dxa"/>
+              <w:top w:w="60" w:type="dxa"/>
+              <w:bottom w:w="60" w:type="dxa"/>
+              <w:left w:w="80" w:type="dxa"/>
+              <w:right w:w="80" w:type="dxa"/>
             </w:tcMar>
           </w:tcPr>
           <w:p>
@@ -1006,21 +873,20 @@
                 <w:rFonts w:ascii="Arial" w:hAnsi="Arial"/>
                 <w:b/>
                 <w:color w:val="0F7E9B"/>
-                <w:sz w:val="18"/>
+                <w:sz w:val="17"/>
               </w:rPr>
-              <w:t>#8</w:t>
+              <w:t>CV-7</w:t>
             </w:r>
           </w:p>
         </w:tc>
         <w:tc>
           <w:tcPr>
             <w:tcW w:type="dxa" w:w="1296"/>
-            <w:shd w:val="clear" w:color="auto" w:fill="F8FAFC"/>
             <w:tcMar>
-              <w:top w:w="70" w:type="dxa"/>
-              <w:bottom w:w="70" w:type="dxa"/>
-              <w:left w:w="90" w:type="dxa"/>
-              <w:right w:w="90" w:type="dxa"/>
+              <w:top w:w="60" w:type="dxa"/>
+              <w:bottom w:w="60" w:type="dxa"/>
+              <w:left w:w="80" w:type="dxa"/>
+              <w:right w:w="80" w:type="dxa"/>
             </w:tcMar>
           </w:tcPr>
           <w:p>
@@ -1030,9 +896,8 @@
             <w:r>
               <w:rPr>
                 <w:rFonts w:ascii="Arial" w:hAnsi="Arial"/>
-                <w:b/>
-                <w:color w:val="D67B19"/>
-                <w:sz w:val="18"/>
+                <w:color w:val="1E293B"/>
+                <w:sz w:val="17"/>
               </w:rPr>
               <w:t>v-t</w:t>
             </w:r>
@@ -1041,12 +906,11 @@
         <w:tc>
           <w:tcPr>
             <w:tcW w:type="dxa" w:w="4032"/>
-            <w:shd w:val="clear" w:color="auto" w:fill="F8FAFC"/>
             <w:tcMar>
-              <w:top w:w="70" w:type="dxa"/>
-              <w:bottom w:w="70" w:type="dxa"/>
-              <w:left w:w="90" w:type="dxa"/>
-              <w:right w:w="90" w:type="dxa"/>
+              <w:top w:w="60" w:type="dxa"/>
+              <w:bottom w:w="60" w:type="dxa"/>
+              <w:left w:w="80" w:type="dxa"/>
+              <w:right w:w="80" w:type="dxa"/>
             </w:tcMar>
           </w:tcPr>
           <w:p>
@@ -1057,21 +921,20 @@
               <w:rPr>
                 <w:rFonts w:ascii="Arial" w:hAnsi="Arial"/>
                 <w:color w:val="1E293B"/>
-                <w:sz w:val="18"/>
+                <w:sz w:val="17"/>
               </w:rPr>
-              <w:t>x₀=16m, v₀=0, a=-2.2 m/s² (3.5s). Straight line sloping down into negative quadrant.</w:t>
+              <w:t>Line at -3.5 m/s → line on 0-axis → line at -3.5 m/s.</w:t>
             </w:r>
           </w:p>
         </w:tc>
         <w:tc>
           <w:tcPr>
             <w:tcW w:type="dxa" w:w="3312"/>
-            <w:shd w:val="clear" w:color="auto" w:fill="F8FAFC"/>
             <w:tcMar>
-              <w:top w:w="70" w:type="dxa"/>
-              <w:bottom w:w="70" w:type="dxa"/>
-              <w:left w:w="90" w:type="dxa"/>
-              <w:right w:w="90" w:type="dxa"/>
+              <w:top w:w="60" w:type="dxa"/>
+              <w:bottom w:w="60" w:type="dxa"/>
+              <w:left w:w="80" w:type="dxa"/>
+              <w:right w:w="80" w:type="dxa"/>
             </w:tcMar>
           </w:tcPr>
           <w:p>
@@ -1082,9 +945,9 @@
               <w:rPr>
                 <w:rFonts w:ascii="Arial" w:hAnsi="Arial"/>
                 <w:color w:val="1E293B"/>
-                <w:sz w:val="18"/>
+                <w:sz w:val="17"/>
               </w:rPr>
-              <w:t>Believing downward slope on v-t always means slowing down.</w:t>
+              <w:t>Missing that 0 on v-t means stationary at rest.</w:t>
             </w:r>
           </w:p>
         </w:tc>
@@ -1093,11 +956,12 @@
         <w:tc>
           <w:tcPr>
             <w:tcW w:type="dxa" w:w="1152"/>
+            <w:shd w:val="clear" w:color="auto" w:fill="F8FAFC"/>
             <w:tcMar>
-              <w:top w:w="70" w:type="dxa"/>
-              <w:bottom w:w="70" w:type="dxa"/>
-              <w:left w:w="90" w:type="dxa"/>
-              <w:right w:w="90" w:type="dxa"/>
+              <w:top w:w="60" w:type="dxa"/>
+              <w:bottom w:w="60" w:type="dxa"/>
+              <w:left w:w="80" w:type="dxa"/>
+              <w:right w:w="80" w:type="dxa"/>
             </w:tcMar>
           </w:tcPr>
           <w:p>
@@ -1109,20 +973,21 @@
                 <w:rFonts w:ascii="Arial" w:hAnsi="Arial"/>
                 <w:b/>
                 <w:color w:val="0F7E9B"/>
-                <w:sz w:val="18"/>
+                <w:sz w:val="17"/>
               </w:rPr>
-              <w:t>#9</w:t>
+              <w:t>CV-8</w:t>
             </w:r>
           </w:p>
         </w:tc>
         <w:tc>
           <w:tcPr>
             <w:tcW w:type="dxa" w:w="1296"/>
+            <w:shd w:val="clear" w:color="auto" w:fill="F8FAFC"/>
             <w:tcMar>
-              <w:top w:w="70" w:type="dxa"/>
-              <w:bottom w:w="70" w:type="dxa"/>
-              <w:left w:w="90" w:type="dxa"/>
-              <w:right w:w="90" w:type="dxa"/>
+              <w:top w:w="60" w:type="dxa"/>
+              <w:bottom w:w="60" w:type="dxa"/>
+              <w:left w:w="80" w:type="dxa"/>
+              <w:right w:w="80" w:type="dxa"/>
             </w:tcMar>
           </w:tcPr>
           <w:p>
@@ -1132,9 +997,8 @@
             <w:r>
               <w:rPr>
                 <w:rFonts w:ascii="Arial" w:hAnsi="Arial"/>
-                <w:b/>
-                <w:color w:val="D67B19"/>
-                <w:sz w:val="18"/>
+                <w:color w:val="1E293B"/>
+                <w:sz w:val="17"/>
               </w:rPr>
               <w:t>x-t</w:t>
             </w:r>
@@ -1143,11 +1007,12 @@
         <w:tc>
           <w:tcPr>
             <w:tcW w:type="dxa" w:w="4032"/>
+            <w:shd w:val="clear" w:color="auto" w:fill="F8FAFC"/>
             <w:tcMar>
-              <w:top w:w="70" w:type="dxa"/>
-              <w:bottom w:w="70" w:type="dxa"/>
-              <w:left w:w="90" w:type="dxa"/>
-              <w:right w:w="90" w:type="dxa"/>
+              <w:top w:w="60" w:type="dxa"/>
+              <w:bottom w:w="60" w:type="dxa"/>
+              <w:left w:w="80" w:type="dxa"/>
+              <w:right w:w="80" w:type="dxa"/>
             </w:tcMar>
           </w:tcPr>
           <w:p>
@@ -1158,20 +1023,21 @@
               <w:rPr>
                 <w:rFonts w:ascii="Arial" w:hAnsi="Arial"/>
                 <w:color w:val="1E293B"/>
-                <w:sz w:val="18"/>
+                <w:sz w:val="17"/>
               </w:rPr>
-              <w:t>Piecewise 3-stage: +4 m/s (1.5s) → -5 m/s (2s) → +3 m/s (2s). Zig-zag N-shape.</w:t>
+              <w:t>Shallow +slope (v=+2.5 m/s) connected to steep +slope (v=+6 m/s).</w:t>
             </w:r>
           </w:p>
         </w:tc>
         <w:tc>
           <w:tcPr>
             <w:tcW w:type="dxa" w:w="3312"/>
+            <w:shd w:val="clear" w:color="auto" w:fill="F8FAFC"/>
             <w:tcMar>
-              <w:top w:w="70" w:type="dxa"/>
-              <w:bottom w:w="70" w:type="dxa"/>
-              <w:left w:w="90" w:type="dxa"/>
-              <w:right w:w="90" w:type="dxa"/>
+              <w:top w:w="60" w:type="dxa"/>
+              <w:bottom w:w="60" w:type="dxa"/>
+              <w:left w:w="80" w:type="dxa"/>
+              <w:right w:w="80" w:type="dxa"/>
             </w:tcMar>
           </w:tcPr>
           <w:p>
@@ -1182,113 +1048,9 @@
               <w:rPr>
                 <w:rFonts w:ascii="Arial" w:hAnsi="Arial"/>
                 <w:color w:val="1E293B"/>
-                <w:sz w:val="18"/>
+                <w:sz w:val="17"/>
               </w:rPr>
-              <w:t>Assuming sharp angle corners on x-t represent infinite speed.</w:t>
-            </w:r>
-          </w:p>
-        </w:tc>
-      </w:tr>
-      <w:tr>
-        <w:tc>
-          <w:tcPr>
-            <w:tcW w:type="dxa" w:w="1152"/>
-            <w:shd w:val="clear" w:color="auto" w:fill="F8FAFC"/>
-            <w:tcMar>
-              <w:top w:w="70" w:type="dxa"/>
-              <w:bottom w:w="70" w:type="dxa"/>
-              <w:left w:w="90" w:type="dxa"/>
-              <w:right w:w="90" w:type="dxa"/>
-            </w:tcMar>
-          </w:tcPr>
-          <w:p>
-            <w:pPr>
-              <w:jc w:val="center"/>
-            </w:pPr>
-            <w:r>
-              <w:rPr>
-                <w:rFonts w:ascii="Arial" w:hAnsi="Arial"/>
-                <w:b/>
-                <w:color w:val="0F7E9B"/>
-                <w:sz w:val="18"/>
-              </w:rPr>
-              <w:t>#10</w:t>
-            </w:r>
-          </w:p>
-        </w:tc>
-        <w:tc>
-          <w:tcPr>
-            <w:tcW w:type="dxa" w:w="1296"/>
-            <w:shd w:val="clear" w:color="auto" w:fill="F8FAFC"/>
-            <w:tcMar>
-              <w:top w:w="70" w:type="dxa"/>
-              <w:bottom w:w="70" w:type="dxa"/>
-              <w:left w:w="90" w:type="dxa"/>
-              <w:right w:w="90" w:type="dxa"/>
-            </w:tcMar>
-          </w:tcPr>
-          <w:p>
-            <w:pPr>
-              <w:jc w:val="center"/>
-            </w:pPr>
-            <w:r>
-              <w:rPr>
-                <w:rFonts w:ascii="Arial" w:hAnsi="Arial"/>
-                <w:b/>
-                <w:color w:val="D67B19"/>
-                <w:sz w:val="18"/>
-              </w:rPr>
-              <w:t>v-t</w:t>
-            </w:r>
-          </w:p>
-        </w:tc>
-        <w:tc>
-          <w:tcPr>
-            <w:tcW w:type="dxa" w:w="4032"/>
-            <w:shd w:val="clear" w:color="auto" w:fill="F8FAFC"/>
-            <w:tcMar>
-              <w:top w:w="70" w:type="dxa"/>
-              <w:bottom w:w="70" w:type="dxa"/>
-              <w:left w:w="90" w:type="dxa"/>
-              <w:right w:w="90" w:type="dxa"/>
-            </w:tcMar>
-          </w:tcPr>
-          <w:p>
-            <w:pPr>
-              <w:jc w:val="left"/>
-            </w:pPr>
-            <w:r>
-              <w:rPr>
-                <w:rFonts w:ascii="Arial" w:hAnsi="Arial"/>
-                <w:color w:val="1E293B"/>
-                <w:sz w:val="18"/>
-              </w:rPr>
-              <w:t>Trapezoid: ramp 0 to +4.5 m/s (1.5s) → flat plateau (1.2s) → ramp down to 0 (1.5s).</w:t>
-            </w:r>
-          </w:p>
-        </w:tc>
-        <w:tc>
-          <w:tcPr>
-            <w:tcW w:type="dxa" w:w="3312"/>
-            <w:shd w:val="clear" w:color="auto" w:fill="F8FAFC"/>
-            <w:tcMar>
-              <w:top w:w="70" w:type="dxa"/>
-              <w:bottom w:w="70" w:type="dxa"/>
-              <w:left w:w="90" w:type="dxa"/>
-              <w:right w:w="90" w:type="dxa"/>
-            </w:tcMar>
-          </w:tcPr>
-          <w:p>
-            <w:pPr>
-              <w:jc w:val="left"/>
-            </w:pPr>
-            <w:r>
-              <w:rPr>
-                <w:rFonts w:ascii="Arial" w:hAnsi="Arial"/>
-                <w:color w:val="1E293B"/>
-                <w:sz w:val="18"/>
-              </w:rPr>
-              <w:t>Confusing symmetrical trapezoid on v-t with a triangular Position graph.</w:t>
+              <w:t>Failing to connect line steepness to physical speed.</w:t>
             </w:r>
           </w:p>
         </w:tc>
@@ -1296,7 +1058,7 @@
     </w:tbl>
     <w:sectPr>
       <w:pgSz w:w="12240" w:h="15840"/>
-      <w:pgMar w:top="1080" w:right="1080" w:bottom="1080" w:left="1080" w:header="720" w:footer="720" w:gutter="0"/>
+      <w:pgMar w:top="1008" w:right="1008" w:bottom="1008" w:left="1008" w:header="720" w:footer="720" w:gutter="0"/>
       <w:cols w:space="720"/>
       <w:docGrid w:linePitch="360"/>
     </w:sectPr>
